--- a/PPAFE/16 GUIAS DE USUARIO/Participaciones y Aportaciones Federales y Estatales - AportaFederales Memorias Calculo.docx
+++ b/PPAFE/16 GUIAS DE USUARIO/Participaciones y Aportaciones Federales y Estatales - AportaFederales Memorias Calculo.docx
@@ -123,7 +123,7 @@
           <w:lang w:val="es-MX" w:eastAsia="es-MX"/>
         </w:rPr>
         <w:drawing>
-          <wp:anchor distT="0" distB="0" distL="114300" distR="114300" simplePos="0" relativeHeight="251805696" behindDoc="0" locked="0" layoutInCell="1" allowOverlap="1" wp14:anchorId="6F593B06" wp14:editId="08F501FE">
+          <wp:anchor distT="0" distB="0" distL="114300" distR="114300" simplePos="0" relativeHeight="251805696" behindDoc="0" locked="0" layoutInCell="1" allowOverlap="1" wp14:anchorId="6F593B06" wp14:editId="1B3A6B37">
             <wp:simplePos x="0" y="0"/>
             <wp:positionH relativeFrom="margin">
               <wp:posOffset>673617</wp:posOffset>
@@ -600,6 +600,15 @@
           <w:szCs w:val="32"/>
           <w:lang w:val="es-MX"/>
         </w:rPr>
+        <w:t>S</w:t>
+      </w:r>
+      <w:r>
+        <w:rPr>
+          <w:rFonts w:ascii="Arial" w:hAnsi="Arial" w:cs="Arial"/>
+          <w:sz w:val="32"/>
+          <w:szCs w:val="32"/>
+          <w:lang w:val="es-MX"/>
+        </w:rPr>
         <w:t>”</w:t>
       </w:r>
     </w:p>
@@ -1217,7 +1226,7 @@
             </w:rPr>
             <w:fldChar w:fldCharType="separate"/>
           </w:r>
-          <w:hyperlink w:anchor="_Toc200357304" w:history="1">
+          <w:hyperlink w:anchor="_Toc214356774" w:history="1">
             <w:r>
               <w:rPr>
                 <w:rStyle w:val="Hyperlink"/>
@@ -1240,7 +1249,7 @@
               <w:rPr>
                 <w:webHidden/>
               </w:rPr>
-              <w:instrText xml:space="preserve"> PAGEREF _Toc200357304 \h </w:instrText>
+              <w:instrText xml:space="preserve"> PAGEREF _Toc214356774 \h </w:instrText>
             </w:r>
             <w:r>
               <w:rPr>
@@ -1279,7 +1288,7 @@
               <w14:ligatures w14:val="standardContextual"/>
             </w:rPr>
           </w:pPr>
-          <w:hyperlink w:anchor="_Toc200357305" w:history="1">
+          <w:hyperlink w:anchor="_Toc214356775" w:history="1">
             <w:r>
               <w:rPr>
                 <w:rStyle w:val="Hyperlink"/>
@@ -1302,7 +1311,7 @@
               <w:rPr>
                 <w:webHidden/>
               </w:rPr>
-              <w:instrText xml:space="preserve"> PAGEREF _Toc200357305 \h </w:instrText>
+              <w:instrText xml:space="preserve"> PAGEREF _Toc214356775 \h </w:instrText>
             </w:r>
             <w:r>
               <w:rPr>
@@ -1341,7 +1350,7 @@
               <w14:ligatures w14:val="standardContextual"/>
             </w:rPr>
           </w:pPr>
-          <w:hyperlink w:anchor="_Toc200357306" w:history="1">
+          <w:hyperlink w:anchor="_Toc214356776" w:history="1">
             <w:r>
               <w:rPr>
                 <w:rStyle w:val="Hyperlink"/>
@@ -1364,7 +1373,7 @@
               <w:rPr>
                 <w:webHidden/>
               </w:rPr>
-              <w:instrText xml:space="preserve"> PAGEREF _Toc200357306 \h </w:instrText>
+              <w:instrText xml:space="preserve"> PAGEREF _Toc214356776 \h </w:instrText>
             </w:r>
             <w:r>
               <w:rPr>
@@ -1403,13 +1412,13 @@
               <w14:ligatures w14:val="standardContextual"/>
             </w:rPr>
           </w:pPr>
-          <w:hyperlink w:anchor="_Toc200357307" w:history="1">
+          <w:hyperlink w:anchor="_Toc214356777" w:history="1">
             <w:r>
               <w:rPr>
                 <w:rStyle w:val="Hyperlink"/>
                 <w:bCs/>
               </w:rPr>
-              <w:t>APORTACIONES FEDERALES  MEMORIAS DE CÁLCULO</w:t>
+              <w:t>APORTACIONES FEDERALES  MEMORIAS DE CÁLCULOS</w:t>
             </w:r>
             <w:r>
               <w:rPr>
@@ -1427,7 +1436,7 @@
               <w:rPr>
                 <w:webHidden/>
               </w:rPr>
-              <w:instrText xml:space="preserve"> PAGEREF _Toc200357307 \h </w:instrText>
+              <w:instrText xml:space="preserve"> PAGEREF _Toc214356777 \h </w:instrText>
             </w:r>
             <w:r>
               <w:rPr>
@@ -1466,7 +1475,7 @@
               <w14:ligatures w14:val="standardContextual"/>
             </w:rPr>
           </w:pPr>
-          <w:hyperlink w:anchor="_Toc200357308" w:history="1">
+          <w:hyperlink w:anchor="_Toc214356778" w:history="1">
             <w:r>
               <w:rPr>
                 <w:rStyle w:val="Hyperlink"/>
@@ -1490,7 +1499,7 @@
               <w:rPr>
                 <w:webHidden/>
               </w:rPr>
-              <w:instrText xml:space="preserve"> PAGEREF _Toc200357308 \h </w:instrText>
+              <w:instrText xml:space="preserve"> PAGEREF _Toc214356778 \h </w:instrText>
             </w:r>
             <w:r>
               <w:rPr>
@@ -1529,12 +1538,12 @@
               <w14:ligatures w14:val="standardContextual"/>
             </w:rPr>
           </w:pPr>
-          <w:hyperlink w:anchor="_Toc200357309" w:history="1">
+          <w:hyperlink w:anchor="_Toc214356779" w:history="1">
             <w:r>
               <w:rPr>
                 <w:rStyle w:val="Hyperlink"/>
               </w:rPr>
-              <w:t>1.- Selección de Aportaciones Federales Memorias de Cálculo</w:t>
+              <w:t>1.- Selección de Aportaciones Federales Memorias de Cálculos</w:t>
             </w:r>
             <w:r>
               <w:rPr>
@@ -1552,7 +1561,7 @@
               <w:rPr>
                 <w:webHidden/>
               </w:rPr>
-              <w:instrText xml:space="preserve"> PAGEREF _Toc200357309 \h </w:instrText>
+              <w:instrText xml:space="preserve"> PAGEREF _Toc214356779 \h </w:instrText>
             </w:r>
             <w:r>
               <w:rPr>
@@ -1591,12 +1600,12 @@
               <w14:ligatures w14:val="standardContextual"/>
             </w:rPr>
           </w:pPr>
-          <w:hyperlink w:anchor="_Toc200357310" w:history="1">
+          <w:hyperlink w:anchor="_Toc214356780" w:history="1">
             <w:r>
               <w:rPr>
                 <w:rStyle w:val="Hyperlink"/>
               </w:rPr>
-              <w:t>2.- El “Usuario Capturador” podrá crear un nuevo registro de Aportaciones Federales Memorias de Cálculo</w:t>
+              <w:t>2.- El “Usuario Capturador” podrá crear un nuevo registro de Aportaciones Federales Memorias de Cálculos</w:t>
             </w:r>
             <w:r>
               <w:rPr>
@@ -1614,7 +1623,7 @@
               <w:rPr>
                 <w:webHidden/>
               </w:rPr>
-              <w:instrText xml:space="preserve"> PAGEREF _Toc200357310 \h </w:instrText>
+              <w:instrText xml:space="preserve"> PAGEREF _Toc214356780 \h </w:instrText>
             </w:r>
             <w:r>
               <w:rPr>
@@ -1653,7 +1662,7 @@
               <w14:ligatures w14:val="standardContextual"/>
             </w:rPr>
           </w:pPr>
-          <w:hyperlink w:anchor="_Toc200357311" w:history="1">
+          <w:hyperlink w:anchor="_Toc214356781" w:history="1">
             <w:r>
               <w:rPr>
                 <w:rStyle w:val="Hyperlink"/>
@@ -1676,7 +1685,7 @@
               <w:rPr>
                 <w:webHidden/>
               </w:rPr>
-              <w:instrText xml:space="preserve"> PAGEREF _Toc200357311 \h </w:instrText>
+              <w:instrText xml:space="preserve"> PAGEREF _Toc214356781 \h </w:instrText>
             </w:r>
             <w:r>
               <w:rPr>
@@ -1715,7 +1724,7 @@
               <w14:ligatures w14:val="standardContextual"/>
             </w:rPr>
           </w:pPr>
-          <w:hyperlink w:anchor="_Toc200357312" w:history="1">
+          <w:hyperlink w:anchor="_Toc214356782" w:history="1">
             <w:r>
               <w:rPr>
                 <w:rStyle w:val="Hyperlink"/>
@@ -1738,7 +1747,7 @@
               <w:rPr>
                 <w:webHidden/>
               </w:rPr>
-              <w:instrText xml:space="preserve"> PAGEREF _Toc200357312 \h </w:instrText>
+              <w:instrText xml:space="preserve"> PAGEREF _Toc214356782 \h </w:instrText>
             </w:r>
             <w:r>
               <w:rPr>
@@ -1777,12 +1786,12 @@
               <w14:ligatures w14:val="standardContextual"/>
             </w:rPr>
           </w:pPr>
-          <w:hyperlink w:anchor="_Toc200357313" w:history="1">
+          <w:hyperlink w:anchor="_Toc214356783" w:history="1">
             <w:r>
               <w:rPr>
                 <w:rStyle w:val="Hyperlink"/>
               </w:rPr>
-              <w:t>5.- Consulta de estatus</w:t>
+              <w:t>5.- Para eliminar los datos registrados de Aportaciones Federales – Memorias de Cálculos</w:t>
             </w:r>
             <w:r>
               <w:rPr>
@@ -1800,7 +1809,7 @@
               <w:rPr>
                 <w:webHidden/>
               </w:rPr>
-              <w:instrText xml:space="preserve"> PAGEREF _Toc200357313 \h </w:instrText>
+              <w:instrText xml:space="preserve"> PAGEREF _Toc214356783 \h </w:instrText>
             </w:r>
             <w:r>
               <w:rPr>
@@ -1818,6 +1827,68 @@
                 <w:webHidden/>
               </w:rPr>
               <w:t>15</w:t>
+            </w:r>
+            <w:r>
+              <w:rPr>
+                <w:webHidden/>
+              </w:rPr>
+              <w:fldChar w:fldCharType="end"/>
+            </w:r>
+          </w:hyperlink>
+        </w:p>
+        <w:p>
+          <w:pPr>
+            <w:pStyle w:val="TOC1"/>
+            <w:rPr>
+              <w:rFonts w:eastAsiaTheme="minorEastAsia" w:cstheme="minorBidi"/>
+              <w:kern w:val="2"/>
+              <w:sz w:val="24"/>
+              <w:szCs w:val="24"/>
+              <w:lang w:val="en-MX"/>
+              <w14:ligatures w14:val="standardContextual"/>
+            </w:rPr>
+          </w:pPr>
+          <w:hyperlink w:anchor="_Toc214356784" w:history="1">
+            <w:r>
+              <w:rPr>
+                <w:rStyle w:val="Hyperlink"/>
+              </w:rPr>
+              <w:t>6.- Consulta de estatus</w:t>
+            </w:r>
+            <w:r>
+              <w:rPr>
+                <w:webHidden/>
+              </w:rPr>
+              <w:tab/>
+            </w:r>
+            <w:r>
+              <w:rPr>
+                <w:webHidden/>
+              </w:rPr>
+              <w:fldChar w:fldCharType="begin"/>
+            </w:r>
+            <w:r>
+              <w:rPr>
+                <w:webHidden/>
+              </w:rPr>
+              <w:instrText xml:space="preserve"> PAGEREF _Toc214356784 \h </w:instrText>
+            </w:r>
+            <w:r>
+              <w:rPr>
+                <w:webHidden/>
+              </w:rPr>
+            </w:r>
+            <w:r>
+              <w:rPr>
+                <w:webHidden/>
+              </w:rPr>
+              <w:fldChar w:fldCharType="separate"/>
+            </w:r>
+            <w:r>
+              <w:rPr>
+                <w:webHidden/>
+              </w:rPr>
+              <w:t>17</w:t>
             </w:r>
             <w:r>
               <w:rPr>
@@ -2217,6 +2288,15 @@
                                 <w:lang w:val="es-MX"/>
                               </w:rPr>
                               <w:t>Memorias de Cálculo</w:t>
+                            </w:r>
+                            <w:r>
+                              <w:rPr>
+                                <w:rFonts w:ascii="Arial" w:hAnsi="Arial" w:cs="Arial"/>
+                                <w:sz w:val="24"/>
+                                <w:szCs w:val="24"/>
+                                <w:lang w:val="es-MX"/>
+                              </w:rPr>
+                              <w:t>s</w:t>
                             </w:r>
                             <w:r>
                               <w:rPr>
@@ -2375,7 +2455,16 @@
                           <w:szCs w:val="24"/>
                           <w:lang w:val="es-MX"/>
                         </w:rPr>
-                        <w:t xml:space="preserve"> Federales de </w:t>
+                        <w:t xml:space="preserve"> Federales </w:t>
+                      </w:r>
+                      <w:r>
+                        <w:rPr>
+                          <w:rFonts w:ascii="Arial" w:hAnsi="Arial" w:cs="Arial"/>
+                          <w:sz w:val="24"/>
+                          <w:szCs w:val="24"/>
+                          <w:lang w:val="es-MX"/>
+                        </w:rPr>
+                        <w:t xml:space="preserve">de </w:t>
                       </w:r>
                       <w:r>
                         <w:rPr>
@@ -2385,6 +2474,15 @@
                           <w:lang w:val="es-MX"/>
                         </w:rPr>
                         <w:t>Memorias de Cálculo</w:t>
+                      </w:r>
+                      <w:r>
+                        <w:rPr>
+                          <w:rFonts w:ascii="Arial" w:hAnsi="Arial" w:cs="Arial"/>
+                          <w:sz w:val="24"/>
+                          <w:szCs w:val="24"/>
+                          <w:lang w:val="es-MX"/>
+                        </w:rPr>
+                        <w:t>s</w:t>
                       </w:r>
                       <w:r>
                         <w:rPr>
@@ -2671,7 +2769,7 @@
         </w:rPr>
       </w:pPr>
       <w:bookmarkStart w:id="0" w:name="_Toc123297018"/>
-      <w:bookmarkStart w:id="1" w:name="_Toc200357304"/>
+      <w:bookmarkStart w:id="1" w:name="_Toc214356774"/>
       <w:r>
         <w:rPr>
           <w:rFonts w:cs="Arial"/>
@@ -2764,6 +2862,13 @@
           <w:rFonts w:ascii="Arial" w:hAnsi="Arial" w:cs="Arial"/>
           <w:sz w:val="24"/>
         </w:rPr>
+        <w:t>s</w:t>
+      </w:r>
+      <w:r>
+        <w:rPr>
+          <w:rFonts w:ascii="Arial" w:hAnsi="Arial" w:cs="Arial"/>
+          <w:sz w:val="24"/>
+        </w:rPr>
         <w:t xml:space="preserve">, así como el seguimiento correspondiente, para </w:t>
       </w:r>
       <w:r>
@@ -2837,7 +2942,7 @@
         </w:rPr>
       </w:pPr>
       <w:bookmarkStart w:id="2" w:name="_Toc123297019"/>
-      <w:bookmarkStart w:id="3" w:name="_Toc200357305"/>
+      <w:bookmarkStart w:id="3" w:name="_Toc214356775"/>
       <w:r>
         <w:rPr>
           <w:rFonts w:cs="Arial"/>
@@ -2993,7 +3098,7 @@
         </w:rPr>
       </w:pPr>
       <w:bookmarkStart w:id="4" w:name="_Toc123297020"/>
-      <w:bookmarkStart w:id="5" w:name="_Toc200357306"/>
+      <w:bookmarkStart w:id="5" w:name="_Toc214356776"/>
       <w:r>
         <w:rPr>
           <w:rFonts w:cs="Arial"/>
@@ -3210,7 +3315,7 @@
           <w:szCs w:val="44"/>
         </w:rPr>
       </w:pPr>
-      <w:bookmarkStart w:id="6" w:name="_Toc200357307"/>
+      <w:bookmarkStart w:id="6" w:name="_Toc214356777"/>
       <w:r>
         <w:rPr>
           <w:rFonts w:cs="Arial"/>
@@ -3255,7 +3360,6 @@
         </w:rPr>
         <w:t>MEMORIAS DE CÁLCULO</w:t>
       </w:r>
-      <w:bookmarkEnd w:id="6"/>
       <w:r>
         <w:rPr>
           <w:rFonts w:cs="Arial"/>
@@ -3265,13 +3369,10 @@
           <w:sz w:val="44"/>
           <w:szCs w:val="44"/>
         </w:rPr>
-        <w:t xml:space="preserve"> </w:t>
-      </w:r>
-    </w:p>
-    <w:p>
-      <w:pPr>
-        <w:pStyle w:val="Heading1"/>
-        <w:jc w:val="center"/>
+        <w:t>S</w:t>
+      </w:r>
+      <w:bookmarkEnd w:id="6"/>
+      <w:r>
         <w:rPr>
           <w:rFonts w:cs="Arial"/>
           <w:b w:val="0"/>
@@ -3280,9 +3381,13 @@
           <w:sz w:val="44"/>
           <w:szCs w:val="44"/>
         </w:rPr>
-      </w:pPr>
-      <w:bookmarkStart w:id="7" w:name="_Toc200357308"/>
-      <w:r>
+        <w:t xml:space="preserve"> </w:t>
+      </w:r>
+    </w:p>
+    <w:p>
+      <w:pPr>
+        <w:pStyle w:val="Heading1"/>
+        <w:jc w:val="center"/>
         <w:rPr>
           <w:rFonts w:cs="Arial"/>
           <w:b w:val="0"/>
@@ -3291,8 +3396,8 @@
           <w:sz w:val="44"/>
           <w:szCs w:val="44"/>
         </w:rPr>
-        <w:t>(</w:t>
-      </w:r>
+      </w:pPr>
+      <w:bookmarkStart w:id="7" w:name="_Toc214356778"/>
       <w:r>
         <w:rPr>
           <w:rFonts w:cs="Arial"/>
@@ -3302,7 +3407,7 @@
           <w:sz w:val="44"/>
           <w:szCs w:val="44"/>
         </w:rPr>
-        <w:t>PPAFE</w:t>
+        <w:t>(</w:t>
       </w:r>
       <w:r>
         <w:rPr>
@@ -3313,6 +3418,17 @@
           <w:sz w:val="44"/>
           <w:szCs w:val="44"/>
         </w:rPr>
+        <w:t>PPAFE</w:t>
+      </w:r>
+      <w:r>
+        <w:rPr>
+          <w:rFonts w:cs="Arial"/>
+          <w:b w:val="0"/>
+          <w:bCs/>
+          <w:color w:val="auto"/>
+          <w:sz w:val="44"/>
+          <w:szCs w:val="44"/>
+        </w:rPr>
         <w:t>)</w:t>
       </w:r>
       <w:bookmarkEnd w:id="7"/>
@@ -3462,7 +3578,7 @@
       </w:pPr>
       <w:bookmarkStart w:id="8" w:name="_Toc123565162"/>
       <w:bookmarkStart w:id="9" w:name="_Toc124341669"/>
-      <w:bookmarkStart w:id="10" w:name="_Toc200357309"/>
+      <w:bookmarkStart w:id="10" w:name="_Toc214356779"/>
       <w:r>
         <w:rPr>
           <w:rFonts w:cs="Arial"/>
@@ -3496,6 +3612,14 @@
           <w:color w:val="auto"/>
         </w:rPr>
         <w:t>Memorias de Cálculo</w:t>
+      </w:r>
+      <w:r>
+        <w:rPr>
+          <w:rFonts w:cs="Arial"/>
+          <w:b w:val="0"/>
+          <w:color w:val="auto"/>
+        </w:rPr>
+        <w:t>s</w:t>
       </w:r>
       <w:bookmarkEnd w:id="10"/>
     </w:p>
@@ -3708,6 +3832,14 @@
           <w:szCs w:val="24"/>
         </w:rPr>
         <w:t>Memorias de Cálculo</w:t>
+      </w:r>
+      <w:r>
+        <w:rPr>
+          <w:rFonts w:ascii="Arial" w:hAnsi="Arial" w:cs="Arial"/>
+          <w:sz w:val="24"/>
+          <w:szCs w:val="24"/>
+        </w:rPr>
+        <w:t>s</w:t>
       </w:r>
       <w:r>
         <w:rPr>
@@ -4070,7 +4202,7 @@
       </w:pPr>
       <w:bookmarkStart w:id="11" w:name="_Toc123565163"/>
       <w:bookmarkStart w:id="12" w:name="_Toc124341670"/>
-      <w:bookmarkStart w:id="13" w:name="_Toc200357310"/>
+      <w:bookmarkStart w:id="13" w:name="_Toc214356780"/>
       <w:r>
         <w:rPr>
           <w:rFonts w:cs="Arial"/>
@@ -4137,6 +4269,14 @@
         </w:rPr>
         <w:t>Memorias de Cálculo</w:t>
       </w:r>
+      <w:r>
+        <w:rPr>
+          <w:rFonts w:cs="Arial"/>
+          <w:b w:val="0"/>
+          <w:color w:val="auto"/>
+        </w:rPr>
+        <w:t>s</w:t>
+      </w:r>
       <w:bookmarkEnd w:id="13"/>
     </w:p>
     <w:p>
@@ -4246,6 +4386,7 @@
           <w:rFonts w:ascii="Arial" w:hAnsi="Arial" w:cs="Arial"/>
           <w:sz w:val="24"/>
           <w:szCs w:val="24"/>
+          <w:lang w:val="es-MX"/>
         </w:rPr>
       </w:pPr>
       <w:r>
@@ -4257,18 +4398,18 @@
         <mc:AlternateContent>
           <mc:Choice Requires="wps">
             <w:drawing>
-              <wp:anchor distT="0" distB="0" distL="114300" distR="114300" simplePos="0" relativeHeight="251816960" behindDoc="0" locked="0" layoutInCell="1" allowOverlap="1" wp14:anchorId="44E3B6D9" wp14:editId="31879A1A">
+              <wp:anchor distT="0" distB="0" distL="114300" distR="114300" simplePos="0" relativeHeight="251879424" behindDoc="0" locked="0" layoutInCell="1" allowOverlap="1" wp14:anchorId="7D3CC644" wp14:editId="47D88732">
                 <wp:simplePos x="0" y="0"/>
                 <wp:positionH relativeFrom="column">
-                  <wp:posOffset>140970</wp:posOffset>
+                  <wp:posOffset>157861</wp:posOffset>
                 </wp:positionH>
                 <wp:positionV relativeFrom="paragraph">
-                  <wp:posOffset>533328</wp:posOffset>
+                  <wp:posOffset>525780</wp:posOffset>
                 </wp:positionV>
                 <wp:extent cx="336550" cy="143510"/>
                 <wp:effectExtent l="12700" t="12700" r="19050" b="8890"/>
                 <wp:wrapNone/>
-                <wp:docPr id="48" name="Rectángulo 48"/>
+                <wp:docPr id="68229005" name="Rectángulo 48"/>
                 <wp:cNvGraphicFramePr/>
                 <a:graphic xmlns:a="http://schemas.openxmlformats.org/drawingml/2006/main">
                   <a:graphicData uri="http://schemas.microsoft.com/office/word/2010/wordprocessingShape">
@@ -4323,7 +4464,7 @@
           </mc:Choice>
           <mc:Fallback>
             <w:pict>
-              <v:rect w14:anchorId="4686C6FB" id="Rectángulo 48" o:spid="_x0000_s1026" style="position:absolute;margin-left:11.1pt;margin-top:42pt;width:26.5pt;height:11.3pt;flip:y;z-index:251816960;visibility:visible;mso-wrap-style:square;mso-width-percent:0;mso-height-percent:0;mso-wrap-distance-left:9pt;mso-wrap-distance-top:0;mso-wrap-distance-right:9pt;mso-wrap-distance-bottom:0;mso-position-horizontal:absolute;mso-position-horizontal-relative:text;mso-position-vertical:absolute;mso-position-vertical-relative:text;mso-width-percent:0;mso-height-percent:0;mso-width-relative:margin;mso-height-relative:margin;v-text-anchor:middle" o:gfxdata="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" filled="f" strokecolor="red" strokeweight="2.25pt"/>
+              <v:rect w14:anchorId="466382E6" id="Rectángulo 48" o:spid="_x0000_s1026" style="position:absolute;margin-left:12.45pt;margin-top:41.4pt;width:26.5pt;height:11.3pt;flip:y;z-index:251879424;visibility:visible;mso-wrap-style:square;mso-width-percent:0;mso-height-percent:0;mso-wrap-distance-left:9pt;mso-wrap-distance-top:0;mso-wrap-distance-right:9pt;mso-wrap-distance-bottom:0;mso-position-horizontal:absolute;mso-position-horizontal-relative:text;mso-position-vertical:absolute;mso-position-vertical-relative:text;mso-width-percent:0;mso-height-percent:0;mso-width-relative:margin;mso-height-relative:margin;v-text-anchor:middle" o:gfxdata="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" filled="f" strokecolor="red" strokeweight="2.25pt"/>
             </w:pict>
           </mc:Fallback>
         </mc:AlternateContent>
@@ -4332,14 +4473,13 @@
         <w:rPr>
           <w:rFonts w:ascii="Arial" w:hAnsi="Arial" w:cs="Arial"/>
           <w:noProof/>
-          <w:sz w:val="24"/>
-          <w:szCs w:val="24"/>
+          <w:lang w:val="es-MX" w:eastAsia="es-MX"/>
         </w:rPr>
         <w:drawing>
-          <wp:inline distT="0" distB="0" distL="0" distR="0" wp14:anchorId="1F95D295" wp14:editId="0697CF36">
-            <wp:extent cx="5400000" cy="2451935"/>
-            <wp:effectExtent l="152400" t="152400" r="328295" b="342265"/>
-            <wp:docPr id="1732919606" name="Picture 1"/>
+          <wp:inline distT="0" distB="0" distL="0" distR="0" wp14:anchorId="35922D10" wp14:editId="41E221E0">
+            <wp:extent cx="5040000" cy="2457841"/>
+            <wp:effectExtent l="152400" t="152400" r="332105" b="349250"/>
+            <wp:docPr id="391202701" name="Picture 1"/>
             <wp:cNvGraphicFramePr>
               <a:graphicFrameLocks xmlns:a="http://schemas.openxmlformats.org/drawingml/2006/main" noChangeAspect="1"/>
             </wp:cNvGraphicFramePr>
@@ -4347,7 +4487,7 @@
               <a:graphicData uri="http://schemas.openxmlformats.org/drawingml/2006/picture">
                 <pic:pic xmlns:pic="http://schemas.openxmlformats.org/drawingml/2006/picture">
                   <pic:nvPicPr>
-                    <pic:cNvPr id="1732919606" name="Picture 1732919606"/>
+                    <pic:cNvPr id="391202701" name="Picture 391202701"/>
                     <pic:cNvPicPr/>
                   </pic:nvPicPr>
                   <pic:blipFill>
@@ -4365,7 +4505,7 @@
                   <pic:spPr>
                     <a:xfrm>
                       <a:off x="0" y="0"/>
-                      <a:ext cx="5400000" cy="2451935"/>
+                      <a:ext cx="5040000" cy="2457841"/>
                     </a:xfrm>
                     <a:prstGeom prst="rect">
                       <a:avLst/>
@@ -4714,7 +4854,7 @@
           <w:lang w:val="es-MX" w:eastAsia="es-MX"/>
         </w:rPr>
         <w:drawing>
-          <wp:inline distT="0" distB="0" distL="0" distR="0" wp14:anchorId="1EE4B13A" wp14:editId="20CD7F42">
+          <wp:inline distT="0" distB="0" distL="0" distR="0" wp14:anchorId="1EE4B13A" wp14:editId="7B9FF0B4">
             <wp:extent cx="5400000" cy="1992464"/>
             <wp:effectExtent l="152400" t="152400" r="340995" b="344805"/>
             <wp:docPr id="440167241" name="Picture 3"/>
@@ -4781,13 +4921,13 @@
         <mc:AlternateContent>
           <mc:Choice Requires="wps">
             <w:drawing>
-              <wp:anchor distT="0" distB="0" distL="114300" distR="114300" simplePos="0" relativeHeight="251863040" behindDoc="0" locked="0" layoutInCell="1" allowOverlap="1" wp14:anchorId="3E04580F" wp14:editId="2E275751">
+              <wp:anchor distT="0" distB="0" distL="114300" distR="114300" simplePos="0" relativeHeight="251863040" behindDoc="0" locked="0" layoutInCell="1" allowOverlap="1" wp14:anchorId="3E04580F" wp14:editId="51F8C4E3">
                 <wp:simplePos x="0" y="0"/>
                 <wp:positionH relativeFrom="column">
-                  <wp:posOffset>2231462</wp:posOffset>
+                  <wp:posOffset>2235200</wp:posOffset>
                 </wp:positionH>
                 <wp:positionV relativeFrom="paragraph">
-                  <wp:posOffset>1699260</wp:posOffset>
+                  <wp:posOffset>1690957</wp:posOffset>
                 </wp:positionV>
                 <wp:extent cx="540000" cy="216000"/>
                 <wp:effectExtent l="12700" t="12700" r="19050" b="12700"/>
@@ -4847,7 +4987,7 @@
           </mc:Choice>
           <mc:Fallback>
             <w:pict>
-              <v:rect w14:anchorId="2D4242CE" id="Rectángulo 48" o:spid="_x0000_s1026" style="position:absolute;margin-left:175.7pt;margin-top:133.8pt;width:42.5pt;height:17pt;flip:y;z-index:251863040;visibility:visible;mso-wrap-style:square;mso-width-percent:0;mso-height-percent:0;mso-wrap-distance-left:9pt;mso-wrap-distance-top:0;mso-wrap-distance-right:9pt;mso-wrap-distance-bottom:0;mso-position-horizontal:absolute;mso-position-horizontal-relative:text;mso-position-vertical:absolute;mso-position-vertical-relative:text;mso-width-percent:0;mso-height-percent:0;mso-width-relative:margin;mso-height-relative:margin;v-text-anchor:middle" o:gfxdata="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" filled="f" strokecolor="red" strokeweight="2.25pt"/>
+              <v:rect w14:anchorId="60CEDFAA" id="Rectángulo 48" o:spid="_x0000_s1026" style="position:absolute;margin-left:176pt;margin-top:133.15pt;width:42.5pt;height:17pt;flip:y;z-index:251863040;visibility:visible;mso-wrap-style:square;mso-width-percent:0;mso-height-percent:0;mso-wrap-distance-left:9pt;mso-wrap-distance-top:0;mso-wrap-distance-right:9pt;mso-wrap-distance-bottom:0;mso-position-horizontal:absolute;mso-position-horizontal-relative:text;mso-position-vertical:absolute;mso-position-vertical-relative:text;mso-width-percent:0;mso-height-percent:0;mso-width-relative:margin;mso-height-relative:margin;v-text-anchor:middle" o:gfxdata="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" filled="f" strokecolor="red" strokeweight="2.25pt"/>
             </w:pict>
           </mc:Fallback>
         </mc:AlternateContent>
@@ -4859,7 +4999,7 @@
           <w:lang w:val="es-MX" w:eastAsia="es-MX"/>
         </w:rPr>
         <w:drawing>
-          <wp:inline distT="0" distB="0" distL="0" distR="0" wp14:anchorId="0994EF7F" wp14:editId="72F1D3BE">
+          <wp:inline distT="0" distB="0" distL="0" distR="0" wp14:anchorId="0994EF7F" wp14:editId="4D9C2E10">
             <wp:extent cx="2093089" cy="2277745"/>
             <wp:effectExtent l="152400" t="152400" r="332740" b="338455"/>
             <wp:docPr id="2003773544" name="Picture 1"/>
@@ -5062,15 +5202,7 @@
           <w:sz w:val="24"/>
           <w:szCs w:val="24"/>
         </w:rPr>
-        <w:t xml:space="preserve"> Documento” </w:t>
-      </w:r>
-      <w:r>
-        <w:rPr>
-          <w:rFonts w:ascii="Arial" w:hAnsi="Arial" w:cs="Arial"/>
-          <w:sz w:val="24"/>
-          <w:szCs w:val="24"/>
-        </w:rPr>
-        <w:t>abre un cuadro de diálogo para seleccionar un documento a subir, y muestra</w:t>
+        <w:t xml:space="preserve"> Documento” abre un cuadro de diálogo para seleccionar un documento a subir, y muestra</w:t>
       </w:r>
       <w:r>
         <w:rPr>
@@ -5134,15 +5266,7 @@
           <w:sz w:val="24"/>
           <w:szCs w:val="24"/>
         </w:rPr>
-        <w:t xml:space="preserve"> adjuntos con su estatus</w:t>
-      </w:r>
-      <w:r>
-        <w:rPr>
-          <w:rFonts w:ascii="Arial" w:hAnsi="Arial" w:cs="Arial"/>
-          <w:sz w:val="24"/>
-          <w:szCs w:val="24"/>
-        </w:rPr>
-        <w:t xml:space="preserve">, todos </w:t>
+        <w:t xml:space="preserve"> adjuntos con su estatus, todos </w:t>
       </w:r>
       <w:r>
         <w:rPr>
@@ -5220,15 +5344,15 @@
         <mc:AlternateContent>
           <mc:Choice Requires="wps">
             <w:drawing>
-              <wp:anchor distT="0" distB="0" distL="114300" distR="114300" simplePos="0" relativeHeight="251875328" behindDoc="0" locked="0" layoutInCell="1" allowOverlap="1" wp14:anchorId="4455E533" wp14:editId="14A98CFA">
+              <wp:anchor distT="0" distB="0" distL="114300" distR="114300" simplePos="0" relativeHeight="251875328" behindDoc="0" locked="0" layoutInCell="1" allowOverlap="1" wp14:anchorId="4455E533" wp14:editId="0906BA4B">
                 <wp:simplePos x="0" y="0"/>
                 <wp:positionH relativeFrom="column">
-                  <wp:posOffset>5274573</wp:posOffset>
+                  <wp:posOffset>4745990</wp:posOffset>
                 </wp:positionH>
                 <wp:positionV relativeFrom="paragraph">
-                  <wp:posOffset>2460625</wp:posOffset>
+                  <wp:posOffset>2232053</wp:posOffset>
                 </wp:positionV>
-                <wp:extent cx="468000" cy="216000"/>
+                <wp:extent cx="467995" cy="215900"/>
                 <wp:effectExtent l="12700" t="12700" r="14605" b="12700"/>
                 <wp:wrapNone/>
                 <wp:docPr id="1264522739" name="Rectángulo 48"/>
@@ -5240,7 +5364,7 @@
                       <wps:spPr>
                         <a:xfrm flipV="1">
                           <a:off x="0" y="0"/>
-                          <a:ext cx="468000" cy="216000"/>
+                          <a:ext cx="467995" cy="215900"/>
                         </a:xfrm>
                         <a:prstGeom prst="rect">
                           <a:avLst/>
@@ -5286,7 +5410,7 @@
           </mc:Choice>
           <mc:Fallback>
             <w:pict>
-              <v:rect w14:anchorId="79294D01" id="Rectángulo 48" o:spid="_x0000_s1026" style="position:absolute;margin-left:415.3pt;margin-top:193.75pt;width:36.85pt;height:17pt;flip:y;z-index:251875328;visibility:visible;mso-wrap-style:square;mso-width-percent:0;mso-height-percent:0;mso-wrap-distance-left:9pt;mso-wrap-distance-top:0;mso-wrap-distance-right:9pt;mso-wrap-distance-bottom:0;mso-position-horizontal:absolute;mso-position-horizontal-relative:text;mso-position-vertical:absolute;mso-position-vertical-relative:text;mso-width-percent:0;mso-height-percent:0;mso-width-relative:margin;mso-height-relative:margin;v-text-anchor:middle" o:gfxdata="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" filled="f" strokecolor="red" strokeweight="2.25pt"/>
+              <v:rect w14:anchorId="538E695D" id="Rectángulo 48" o:spid="_x0000_s1026" style="position:absolute;margin-left:373.7pt;margin-top:175.75pt;width:36.85pt;height:17pt;flip:y;z-index:251875328;visibility:visible;mso-wrap-style:square;mso-width-percent:0;mso-height-percent:0;mso-wrap-distance-left:9pt;mso-wrap-distance-top:0;mso-wrap-distance-right:9pt;mso-wrap-distance-bottom:0;mso-position-horizontal:absolute;mso-position-horizontal-relative:text;mso-position-vertical:absolute;mso-position-vertical-relative:text;mso-width-percent:0;mso-height-percent:0;mso-width-relative:margin;mso-height-relative:margin;v-text-anchor:middle" o:gfxdata="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" filled="f" strokecolor="red" strokeweight="2.25pt"/>
             </w:pict>
           </mc:Fallback>
         </mc:AlternateContent>
@@ -5300,15 +5424,15 @@
         <mc:AlternateContent>
           <mc:Choice Requires="wps">
             <w:drawing>
-              <wp:anchor distT="0" distB="0" distL="114300" distR="114300" simplePos="0" relativeHeight="251869184" behindDoc="0" locked="0" layoutInCell="1" allowOverlap="1" wp14:anchorId="0A5DCAC0" wp14:editId="1E14299F">
+              <wp:anchor distT="0" distB="0" distL="114300" distR="114300" simplePos="0" relativeHeight="251869184" behindDoc="0" locked="0" layoutInCell="1" allowOverlap="1" wp14:anchorId="0A5DCAC0" wp14:editId="15628659">
                 <wp:simplePos x="0" y="0"/>
                 <wp:positionH relativeFrom="column">
-                  <wp:posOffset>2342449</wp:posOffset>
+                  <wp:posOffset>2108200</wp:posOffset>
                 </wp:positionH>
                 <wp:positionV relativeFrom="paragraph">
-                  <wp:posOffset>1501731</wp:posOffset>
+                  <wp:posOffset>1333528</wp:posOffset>
                 </wp:positionV>
-                <wp:extent cx="468000" cy="216000"/>
+                <wp:extent cx="467995" cy="215900"/>
                 <wp:effectExtent l="12700" t="12700" r="14605" b="12700"/>
                 <wp:wrapNone/>
                 <wp:docPr id="2127335091" name="Rectángulo 48"/>
@@ -5320,7 +5444,7 @@
                       <wps:spPr>
                         <a:xfrm flipV="1">
                           <a:off x="0" y="0"/>
-                          <a:ext cx="468000" cy="216000"/>
+                          <a:ext cx="467995" cy="215900"/>
                         </a:xfrm>
                         <a:prstGeom prst="rect">
                           <a:avLst/>
@@ -5366,7 +5490,7 @@
           </mc:Choice>
           <mc:Fallback>
             <w:pict>
-              <v:rect w14:anchorId="31255404" id="Rectángulo 48" o:spid="_x0000_s1026" style="position:absolute;margin-left:184.45pt;margin-top:118.25pt;width:36.85pt;height:17pt;flip:y;z-index:251869184;visibility:visible;mso-wrap-style:square;mso-width-percent:0;mso-height-percent:0;mso-wrap-distance-left:9pt;mso-wrap-distance-top:0;mso-wrap-distance-right:9pt;mso-wrap-distance-bottom:0;mso-position-horizontal:absolute;mso-position-horizontal-relative:text;mso-position-vertical:absolute;mso-position-vertical-relative:text;mso-width-percent:0;mso-height-percent:0;mso-width-relative:margin;mso-height-relative:margin;v-text-anchor:middle" o:gfxdata="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" filled="f" strokecolor="red" strokeweight="2.25pt"/>
+              <v:rect w14:anchorId="251D6AA7" id="Rectángulo 48" o:spid="_x0000_s1026" style="position:absolute;margin-left:166pt;margin-top:105pt;width:36.85pt;height:17pt;flip:y;z-index:251869184;visibility:visible;mso-wrap-style:square;mso-width-percent:0;mso-height-percent:0;mso-wrap-distance-left:9pt;mso-wrap-distance-top:0;mso-wrap-distance-right:9pt;mso-wrap-distance-bottom:0;mso-position-horizontal:absolute;mso-position-horizontal-relative:text;mso-position-vertical:absolute;mso-position-vertical-relative:text;mso-width-percent:0;mso-height-percent:0;mso-width-relative:margin;mso-height-relative:margin;v-text-anchor:middle" o:gfxdata="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" filled="f" strokecolor="red" strokeweight="2.25pt"/>
             </w:pict>
           </mc:Fallback>
         </mc:AlternateContent>
@@ -5379,9 +5503,9 @@
           <w:szCs w:val="24"/>
         </w:rPr>
         <w:drawing>
-          <wp:inline distT="0" distB="0" distL="0" distR="0" wp14:anchorId="5F7A8F91" wp14:editId="78CAC26F">
-            <wp:extent cx="5612130" cy="2526665"/>
-            <wp:effectExtent l="152400" t="152400" r="344170" b="343535"/>
+          <wp:inline distT="0" distB="0" distL="0" distR="0" wp14:anchorId="5F7A8F91" wp14:editId="080547B2">
+            <wp:extent cx="5040000" cy="2269084"/>
+            <wp:effectExtent l="152400" t="152400" r="332105" b="347345"/>
             <wp:docPr id="1424179283" name="Picture 5"/>
             <wp:cNvGraphicFramePr>
               <a:graphicFrameLocks xmlns:a="http://schemas.openxmlformats.org/drawingml/2006/main" noChangeAspect="1"/>
@@ -5408,7 +5532,7 @@
                   <pic:spPr>
                     <a:xfrm>
                       <a:off x="0" y="0"/>
-                      <a:ext cx="5612130" cy="2526665"/>
+                      <a:ext cx="5040000" cy="2269084"/>
                     </a:xfrm>
                     <a:prstGeom prst="rect">
                       <a:avLst/>
@@ -5445,13 +5569,13 @@
         <mc:AlternateContent>
           <mc:Choice Requires="wps">
             <w:drawing>
-              <wp:anchor distT="0" distB="0" distL="114300" distR="114300" simplePos="0" relativeHeight="251871232" behindDoc="0" locked="0" layoutInCell="1" allowOverlap="1" wp14:anchorId="3F5AD762" wp14:editId="489D7FC6">
+              <wp:anchor distT="0" distB="0" distL="114300" distR="114300" simplePos="0" relativeHeight="251871232" behindDoc="0" locked="0" layoutInCell="1" allowOverlap="1" wp14:anchorId="3F5AD762" wp14:editId="3E397429">
                 <wp:simplePos x="0" y="0"/>
                 <wp:positionH relativeFrom="column">
-                  <wp:posOffset>4203700</wp:posOffset>
+                  <wp:posOffset>3827780</wp:posOffset>
                 </wp:positionH>
                 <wp:positionV relativeFrom="paragraph">
-                  <wp:posOffset>1489338</wp:posOffset>
+                  <wp:posOffset>1351943</wp:posOffset>
                 </wp:positionV>
                 <wp:extent cx="468000" cy="216000"/>
                 <wp:effectExtent l="12700" t="12700" r="14605" b="12700"/>
@@ -5511,7 +5635,7 @@
           </mc:Choice>
           <mc:Fallback>
             <w:pict>
-              <v:rect w14:anchorId="469E5F65" id="Rectángulo 48" o:spid="_x0000_s1026" style="position:absolute;margin-left:331pt;margin-top:117.25pt;width:36.85pt;height:17pt;flip:y;z-index:251871232;visibility:visible;mso-wrap-style:square;mso-width-percent:0;mso-height-percent:0;mso-wrap-distance-left:9pt;mso-wrap-distance-top:0;mso-wrap-distance-right:9pt;mso-wrap-distance-bottom:0;mso-position-horizontal:absolute;mso-position-horizontal-relative:text;mso-position-vertical:absolute;mso-position-vertical-relative:text;mso-width-percent:0;mso-height-percent:0;mso-width-relative:margin;mso-height-relative:margin;v-text-anchor:middle" o:gfxdata="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" filled="f" strokecolor="red" strokeweight="2.25pt"/>
+              <v:rect w14:anchorId="054C4798" id="Rectángulo 48" o:spid="_x0000_s1026" style="position:absolute;margin-left:301.4pt;margin-top:106.45pt;width:36.85pt;height:17pt;flip:y;z-index:251871232;visibility:visible;mso-wrap-style:square;mso-width-percent:0;mso-height-percent:0;mso-wrap-distance-left:9pt;mso-wrap-distance-top:0;mso-wrap-distance-right:9pt;mso-wrap-distance-bottom:0;mso-position-horizontal:absolute;mso-position-horizontal-relative:text;mso-position-vertical:absolute;mso-position-vertical-relative:text;mso-width-percent:0;mso-height-percent:0;mso-width-relative:margin;mso-height-relative:margin;v-text-anchor:middle" o:gfxdata="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" filled="f" strokecolor="red" strokeweight="2.25pt"/>
             </w:pict>
           </mc:Fallback>
         </mc:AlternateContent>
@@ -5524,9 +5648,9 @@
           <w:szCs w:val="24"/>
         </w:rPr>
         <w:drawing>
-          <wp:inline distT="0" distB="0" distL="0" distR="0" wp14:anchorId="2FB62A6B" wp14:editId="4CAF3681">
-            <wp:extent cx="5612130" cy="2538095"/>
-            <wp:effectExtent l="152400" t="152400" r="344170" b="344805"/>
+          <wp:inline distT="0" distB="0" distL="0" distR="0" wp14:anchorId="2FB62A6B" wp14:editId="4F6F9DCB">
+            <wp:extent cx="5040000" cy="2279348"/>
+            <wp:effectExtent l="152400" t="152400" r="332105" b="337185"/>
             <wp:docPr id="2145328129" name="Picture 7"/>
             <wp:cNvGraphicFramePr>
               <a:graphicFrameLocks xmlns:a="http://schemas.openxmlformats.org/drawingml/2006/main" noChangeAspect="1"/>
@@ -5553,7 +5677,7 @@
                   <pic:spPr>
                     <a:xfrm>
                       <a:off x="0" y="0"/>
-                      <a:ext cx="5612130" cy="2538095"/>
+                      <a:ext cx="5040000" cy="2279348"/>
                     </a:xfrm>
                     <a:prstGeom prst="rect">
                       <a:avLst/>
@@ -5677,7 +5801,7 @@
           <w:lang w:val="es-MX" w:eastAsia="es-MX"/>
         </w:rPr>
         <w:drawing>
-          <wp:inline distT="0" distB="0" distL="0" distR="0" wp14:anchorId="4E346DCE" wp14:editId="4C656621">
+          <wp:inline distT="0" distB="0" distL="0" distR="0" wp14:anchorId="4E346DCE" wp14:editId="10EC2C63">
             <wp:extent cx="5400000" cy="2280244"/>
             <wp:effectExtent l="152400" t="152400" r="328295" b="349250"/>
             <wp:docPr id="502554479" name="Picture 1"/>
@@ -5805,7 +5929,31 @@
           <w:sz w:val="24"/>
           <w:szCs w:val="24"/>
         </w:rPr>
-        <w:t>guardar la solicitud</w:t>
+        <w:t>“G</w:t>
+      </w:r>
+      <w:r>
+        <w:rPr>
+          <w:rFonts w:ascii="Arial" w:hAnsi="Arial" w:cs="Arial"/>
+          <w:sz w:val="24"/>
+          <w:szCs w:val="24"/>
+        </w:rPr>
+        <w:t>uardar</w:t>
+      </w:r>
+      <w:r>
+        <w:rPr>
+          <w:rFonts w:ascii="Arial" w:hAnsi="Arial" w:cs="Arial"/>
+          <w:sz w:val="24"/>
+          <w:szCs w:val="24"/>
+        </w:rPr>
+        <w:t>”</w:t>
+      </w:r>
+      <w:r>
+        <w:rPr>
+          <w:rFonts w:ascii="Arial" w:hAnsi="Arial" w:cs="Arial"/>
+          <w:sz w:val="24"/>
+          <w:szCs w:val="24"/>
+        </w:rPr>
+        <w:t xml:space="preserve"> la solicitud</w:t>
       </w:r>
       <w:r>
         <w:rPr>
@@ -5919,7 +6067,7 @@
           <w:lang w:val="es-MX" w:eastAsia="es-MX"/>
         </w:rPr>
         <w:drawing>
-          <wp:inline distT="0" distB="0" distL="0" distR="0" wp14:anchorId="2EBA970D" wp14:editId="5A148B69">
+          <wp:inline distT="0" distB="0" distL="0" distR="0" wp14:anchorId="2EBA970D" wp14:editId="5341732B">
             <wp:extent cx="5400000" cy="2483096"/>
             <wp:effectExtent l="152400" t="152400" r="328295" b="336550"/>
             <wp:docPr id="102270723" name="Picture 3"/>
@@ -6030,16 +6178,16 @@
         <mc:AlternateContent>
           <mc:Choice Requires="wps">
             <w:drawing>
-              <wp:anchor distT="0" distB="0" distL="114300" distR="114300" simplePos="0" relativeHeight="251834368" behindDoc="0" locked="0" layoutInCell="1" allowOverlap="1" wp14:anchorId="19264B88" wp14:editId="00E4FC26">
+              <wp:anchor distT="0" distB="0" distL="114300" distR="114300" simplePos="0" relativeHeight="251834368" behindDoc="0" locked="0" layoutInCell="1" allowOverlap="1" wp14:anchorId="19264B88" wp14:editId="7E3A765C">
                 <wp:simplePos x="0" y="0"/>
                 <wp:positionH relativeFrom="margin">
-                  <wp:posOffset>238760</wp:posOffset>
+                  <wp:posOffset>172720</wp:posOffset>
                 </wp:positionH>
                 <wp:positionV relativeFrom="paragraph">
-                  <wp:posOffset>944245</wp:posOffset>
+                  <wp:posOffset>919480</wp:posOffset>
                 </wp:positionV>
-                <wp:extent cx="3599815" cy="117475"/>
-                <wp:effectExtent l="0" t="0" r="6985" b="9525"/>
+                <wp:extent cx="2880000" cy="117475"/>
+                <wp:effectExtent l="0" t="0" r="15875" b="9525"/>
                 <wp:wrapNone/>
                 <wp:docPr id="34" name="Rectángulo 34"/>
                 <wp:cNvGraphicFramePr/>
@@ -6050,7 +6198,7 @@
                       <wps:spPr>
                         <a:xfrm>
                           <a:off x="0" y="0"/>
-                          <a:ext cx="3599815" cy="117475"/>
+                          <a:ext cx="2880000" cy="117475"/>
                         </a:xfrm>
                         <a:prstGeom prst="rect">
                           <a:avLst/>
@@ -6098,7 +6246,7 @@
           </mc:Choice>
           <mc:Fallback>
             <w:pict>
-              <v:rect w14:anchorId="6C5D168C" id="Rectángulo 34" o:spid="_x0000_s1026" style="position:absolute;margin-left:18.8pt;margin-top:74.35pt;width:283.45pt;height:9.25pt;z-index:251834368;visibility:visible;mso-wrap-style:square;mso-width-percent:0;mso-height-percent:0;mso-wrap-distance-left:9pt;mso-wrap-distance-top:0;mso-wrap-distance-right:9pt;mso-wrap-distance-bottom:0;mso-position-horizontal:absolute;mso-position-horizontal-relative:margin;mso-position-vertical:absolute;mso-position-vertical-relative:text;mso-width-percent:0;mso-height-percent:0;mso-width-relative:margin;mso-height-relative:margin;v-text-anchor:middle" o:gfxdata="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" filled="f" strokecolor="red" strokeweight="1pt">
+              <v:rect w14:anchorId="5E8EA429" id="Rectángulo 34" o:spid="_x0000_s1026" style="position:absolute;margin-left:13.6pt;margin-top:72.4pt;width:226.75pt;height:9.25pt;z-index:251834368;visibility:visible;mso-wrap-style:square;mso-width-percent:0;mso-height-percent:0;mso-wrap-distance-left:9pt;mso-wrap-distance-top:0;mso-wrap-distance-right:9pt;mso-wrap-distance-bottom:0;mso-position-horizontal:absolute;mso-position-horizontal-relative:margin;mso-position-vertical:absolute;mso-position-vertical-relative:text;mso-width-percent:0;mso-height-percent:0;mso-width-relative:margin;mso-height-relative:margin;v-text-anchor:middle" o:gfxdata="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" filled="f" strokecolor="red" strokeweight="1pt">
                 <w10:wrap anchorx="margin"/>
               </v:rect>
             </w:pict>
@@ -6113,9 +6261,9 @@
           <w:szCs w:val="24"/>
         </w:rPr>
         <w:drawing>
-          <wp:inline distT="0" distB="0" distL="0" distR="0" wp14:anchorId="1AE8DB58" wp14:editId="39465415">
-            <wp:extent cx="5612130" cy="2547795"/>
-            <wp:effectExtent l="152400" t="152400" r="344170" b="347980"/>
+          <wp:inline distT="0" distB="0" distL="0" distR="0" wp14:anchorId="1AE8DB58" wp14:editId="31137A24">
+            <wp:extent cx="5400000" cy="2451492"/>
+            <wp:effectExtent l="152400" t="152400" r="328295" b="342900"/>
             <wp:docPr id="1596829770" name="Picture 1"/>
             <wp:cNvGraphicFramePr>
               <a:graphicFrameLocks xmlns:a="http://schemas.openxmlformats.org/drawingml/2006/main" noChangeAspect="1"/>
@@ -6128,7 +6276,7 @@
                     <pic:cNvPicPr/>
                   </pic:nvPicPr>
                   <pic:blipFill>
-                    <a:blip r:embed="rId11" cstate="print">
+                    <a:blip r:embed="rId17" cstate="print">
                       <a:extLst>
                         <a:ext uri="{28A0092B-C50C-407E-A947-70E740481C1C}">
                           <a14:useLocalDpi xmlns:a14="http://schemas.microsoft.com/office/drawing/2010/main" val="0"/>
@@ -6142,7 +6290,7 @@
                   <pic:spPr>
                     <a:xfrm>
                       <a:off x="0" y="0"/>
-                      <a:ext cx="5612130" cy="2547795"/>
+                      <a:ext cx="5400000" cy="2451492"/>
                     </a:xfrm>
                     <a:prstGeom prst="rect">
                       <a:avLst/>
@@ -6549,6 +6697,14 @@
               </w:rPr>
               <w:t>Memorias de Cálculo</w:t>
             </w:r>
+            <w:r>
+              <w:rPr>
+                <w:rFonts w:ascii="Arial" w:hAnsi="Arial" w:cs="Arial"/>
+                <w:sz w:val="24"/>
+                <w:szCs w:val="24"/>
+              </w:rPr>
+              <w:t>s</w:t>
+            </w:r>
           </w:p>
         </w:tc>
       </w:tr>
@@ -6654,6 +6810,14 @@
                 <w:sz w:val="24"/>
                 <w:szCs w:val="24"/>
               </w:rPr>
+              <w:t>s</w:t>
+            </w:r>
+            <w:r>
+              <w:rPr>
+                <w:rFonts w:ascii="Arial" w:hAnsi="Arial" w:cs="Arial"/>
+                <w:sz w:val="24"/>
+                <w:szCs w:val="24"/>
+              </w:rPr>
               <w:t xml:space="preserve"> del </w:t>
             </w:r>
             <w:r>
@@ -6728,7 +6892,7 @@
       </w:pPr>
       <w:bookmarkStart w:id="14" w:name="_Toc123565164"/>
       <w:bookmarkStart w:id="15" w:name="_Toc124341671"/>
-      <w:bookmarkStart w:id="16" w:name="_Toc200357311"/>
+      <w:bookmarkStart w:id="16" w:name="_Toc214356781"/>
       <w:r>
         <w:rPr>
           <w:rFonts w:cs="Arial"/>
@@ -6836,6 +7000,14 @@
           <w:szCs w:val="24"/>
         </w:rPr>
         <w:t>Memorias de Cálculo</w:t>
+      </w:r>
+      <w:r>
+        <w:rPr>
+          <w:rFonts w:ascii="Arial" w:hAnsi="Arial" w:cs="Arial"/>
+          <w:sz w:val="24"/>
+          <w:szCs w:val="24"/>
+        </w:rPr>
+        <w:t>s</w:t>
       </w:r>
       <w:r>
         <w:rPr>
@@ -6868,7 +7040,7 @@
                     <pic:cNvPicPr/>
                   </pic:nvPicPr>
                   <pic:blipFill>
-                    <a:blip r:embed="rId17">
+                    <a:blip r:embed="rId18">
                       <a:extLst>
                         <a:ext uri="{28A0092B-C50C-407E-A947-70E740481C1C}">
                           <a14:useLocalDpi xmlns:a14="http://schemas.microsoft.com/office/drawing/2010/main" val="0"/>
@@ -6994,7 +7166,7 @@
           <w:szCs w:val="24"/>
         </w:rPr>
         <w:drawing>
-          <wp:inline distT="0" distB="0" distL="0" distR="0" wp14:anchorId="2AED29EF" wp14:editId="7B16EB1B">
+          <wp:inline distT="0" distB="0" distL="0" distR="0" wp14:anchorId="2AED29EF" wp14:editId="1837D5D8">
             <wp:extent cx="5400000" cy="2451492"/>
             <wp:effectExtent l="152400" t="152400" r="328295" b="342900"/>
             <wp:docPr id="265095133" name="Picture 1"/>
@@ -7009,7 +7181,7 @@
                     <pic:cNvPicPr/>
                   </pic:nvPicPr>
                   <pic:blipFill>
-                    <a:blip r:embed="rId11" cstate="print">
+                    <a:blip r:embed="rId17" cstate="print">
                       <a:extLst>
                         <a:ext uri="{28A0092B-C50C-407E-A947-70E740481C1C}">
                           <a14:useLocalDpi xmlns:a14="http://schemas.microsoft.com/office/drawing/2010/main" val="0"/>
@@ -7190,7 +7362,7 @@
                     <pic:cNvPicPr/>
                   </pic:nvPicPr>
                   <pic:blipFill>
-                    <a:blip r:embed="rId18" cstate="print">
+                    <a:blip r:embed="rId19" cstate="print">
                       <a:extLst>
                         <a:ext uri="{28A0092B-C50C-407E-A947-70E740481C1C}">
                           <a14:useLocalDpi xmlns:a14="http://schemas.microsoft.com/office/drawing/2010/main" val="0"/>
@@ -7353,7 +7525,7 @@
           <w:sz w:val="24"/>
           <w:szCs w:val="24"/>
         </w:rPr>
-        <w:t>Aprobar</w:t>
+        <w:t>Validar</w:t>
       </w:r>
       <w:r>
         <w:rPr>
@@ -7388,7 +7560,7 @@
           <w:sz w:val="24"/>
           <w:szCs w:val="24"/>
         </w:rPr>
-        <w:t>Aprobar</w:t>
+        <w:t>Validar</w:t>
       </w:r>
       <w:r>
         <w:rPr>
@@ -7539,7 +7711,7 @@
           <w:szCs w:val="24"/>
         </w:rPr>
         <w:drawing>
-          <wp:inline distT="0" distB="0" distL="0" distR="0" wp14:anchorId="7D03D864" wp14:editId="17E9B023">
+          <wp:inline distT="0" distB="0" distL="0" distR="0" wp14:anchorId="7D03D864" wp14:editId="0A451B60">
             <wp:extent cx="5612130" cy="2547795"/>
             <wp:effectExtent l="152400" t="152400" r="344170" b="347980"/>
             <wp:docPr id="1005471466" name="Picture 1"/>
@@ -7554,7 +7726,7 @@
                     <pic:cNvPicPr/>
                   </pic:nvPicPr>
                   <pic:blipFill>
-                    <a:blip r:embed="rId11" cstate="print">
+                    <a:blip r:embed="rId17" cstate="print">
                       <a:extLst>
                         <a:ext uri="{28A0092B-C50C-407E-A947-70E740481C1C}">
                           <a14:useLocalDpi xmlns:a14="http://schemas.microsoft.com/office/drawing/2010/main" val="0"/>
@@ -7627,7 +7799,7 @@
       </w:pPr>
       <w:bookmarkStart w:id="17" w:name="_Toc124161440"/>
       <w:bookmarkStart w:id="18" w:name="_Toc124341672"/>
-      <w:bookmarkStart w:id="19" w:name="_Toc200357312"/>
+      <w:bookmarkStart w:id="19" w:name="_Toc214356782"/>
       <w:r>
         <w:rPr>
           <w:rFonts w:cs="Arial"/>
@@ -7687,6 +7859,14 @@
           <w:sz w:val="24"/>
           <w:szCs w:val="24"/>
         </w:rPr>
+        <w:t>s</w:t>
+      </w:r>
+      <w:r>
+        <w:rPr>
+          <w:rFonts w:ascii="Arial" w:hAnsi="Arial" w:cs="Arial"/>
+          <w:sz w:val="24"/>
+          <w:szCs w:val="24"/>
+        </w:rPr>
         <w:t>.</w:t>
       </w:r>
       <w:r>
@@ -7744,6 +7924,14 @@
           <w:szCs w:val="24"/>
         </w:rPr>
         <w:t>Memorias de Cálculo</w:t>
+      </w:r>
+      <w:r>
+        <w:rPr>
+          <w:rFonts w:ascii="Arial" w:hAnsi="Arial" w:cs="Arial"/>
+          <w:sz w:val="24"/>
+          <w:szCs w:val="24"/>
+        </w:rPr>
+        <w:t>s</w:t>
       </w:r>
       <w:r>
         <w:rPr>
@@ -7867,7 +8055,7 @@
           <w:szCs w:val="24"/>
         </w:rPr>
         <w:drawing>
-          <wp:inline distT="0" distB="0" distL="0" distR="0" wp14:anchorId="6A059959" wp14:editId="1E9D699F">
+          <wp:inline distT="0" distB="0" distL="0" distR="0" wp14:anchorId="6A059959" wp14:editId="3BE2E3AC">
             <wp:extent cx="5612130" cy="2547795"/>
             <wp:effectExtent l="152400" t="152400" r="344170" b="347980"/>
             <wp:docPr id="549912784" name="Picture 1"/>
@@ -7882,7 +8070,7 @@
                     <pic:cNvPicPr/>
                   </pic:nvPicPr>
                   <pic:blipFill>
-                    <a:blip r:embed="rId11" cstate="print">
+                    <a:blip r:embed="rId17" cstate="print">
                       <a:extLst>
                         <a:ext uri="{28A0092B-C50C-407E-A947-70E740481C1C}">
                           <a14:useLocalDpi xmlns:a14="http://schemas.microsoft.com/office/drawing/2010/main" val="0"/>
@@ -7984,41 +8172,95 @@
           <w:sz w:val="24"/>
           <w:szCs w:val="24"/>
         </w:rPr>
-        <w:t>• Cancelar: Permite cancelar el proceso y redirige al usuario a la pantalla principal sin realizar ningún cambio en los datos ni en la tabla de peticiones.</w:t>
-      </w:r>
-    </w:p>
-    <w:p>
-      <w:pPr>
-        <w:rPr>
-          <w:rFonts w:ascii="Arial" w:hAnsi="Arial" w:cs="Arial"/>
-          <w:sz w:val="24"/>
-          <w:szCs w:val="24"/>
-        </w:rPr>
-      </w:pPr>
-      <w:r>
-        <w:rPr>
-          <w:rFonts w:ascii="Arial" w:hAnsi="Arial" w:cs="Arial"/>
-          <w:sz w:val="24"/>
-          <w:szCs w:val="24"/>
-        </w:rPr>
-        <w:t>• Devolver: Retorna la petición al usuario que la capturó en caso de que contenga errores, para su corrección.</w:t>
-      </w:r>
-    </w:p>
-    <w:p>
-      <w:pPr>
-        <w:rPr>
-          <w:rFonts w:ascii="Arial" w:hAnsi="Arial" w:cs="Arial"/>
-          <w:sz w:val="24"/>
-          <w:szCs w:val="24"/>
-        </w:rPr>
-      </w:pPr>
-      <w:r>
-        <w:rPr>
-          <w:rFonts w:ascii="Arial" w:hAnsi="Arial" w:cs="Arial"/>
-          <w:sz w:val="24"/>
-          <w:szCs w:val="24"/>
-        </w:rPr>
-        <w:t xml:space="preserve">• Publicar: Guarda los cambios, actualiza el estatus de la petición y se publican los </w:t>
+        <w:t xml:space="preserve">• </w:t>
+      </w:r>
+      <w:r>
+        <w:rPr>
+          <w:rFonts w:ascii="Arial" w:hAnsi="Arial" w:cs="Arial"/>
+          <w:b/>
+          <w:bCs/>
+          <w:sz w:val="24"/>
+          <w:szCs w:val="24"/>
+        </w:rPr>
+        <w:t>Cancelar</w:t>
+      </w:r>
+      <w:r>
+        <w:rPr>
+          <w:rFonts w:ascii="Arial" w:hAnsi="Arial" w:cs="Arial"/>
+          <w:sz w:val="24"/>
+          <w:szCs w:val="24"/>
+        </w:rPr>
+        <w:t>: Permite cancelar el proceso y redirige al usuario a la pantalla principal sin realizar ningún cambio en los datos ni en la tabla de peticiones.</w:t>
+      </w:r>
+    </w:p>
+    <w:p>
+      <w:pPr>
+        <w:rPr>
+          <w:rFonts w:ascii="Arial" w:hAnsi="Arial" w:cs="Arial"/>
+          <w:sz w:val="24"/>
+          <w:szCs w:val="24"/>
+        </w:rPr>
+      </w:pPr>
+      <w:r>
+        <w:rPr>
+          <w:rFonts w:ascii="Arial" w:hAnsi="Arial" w:cs="Arial"/>
+          <w:sz w:val="24"/>
+          <w:szCs w:val="24"/>
+        </w:rPr>
+        <w:t xml:space="preserve">• </w:t>
+      </w:r>
+      <w:r>
+        <w:rPr>
+          <w:rFonts w:ascii="Arial" w:hAnsi="Arial" w:cs="Arial"/>
+          <w:b/>
+          <w:bCs/>
+          <w:sz w:val="24"/>
+          <w:szCs w:val="24"/>
+        </w:rPr>
+        <w:t>Devolver</w:t>
+      </w:r>
+      <w:r>
+        <w:rPr>
+          <w:rFonts w:ascii="Arial" w:hAnsi="Arial" w:cs="Arial"/>
+          <w:sz w:val="24"/>
+          <w:szCs w:val="24"/>
+        </w:rPr>
+        <w:t>: Retorna la petición al usuario que la capturó en caso de que contenga errores, para su corrección.</w:t>
+      </w:r>
+    </w:p>
+    <w:p>
+      <w:pPr>
+        <w:rPr>
+          <w:rFonts w:ascii="Arial" w:hAnsi="Arial" w:cs="Arial"/>
+          <w:sz w:val="24"/>
+          <w:szCs w:val="24"/>
+        </w:rPr>
+      </w:pPr>
+      <w:r>
+        <w:rPr>
+          <w:rFonts w:ascii="Arial" w:hAnsi="Arial" w:cs="Arial"/>
+          <w:sz w:val="24"/>
+          <w:szCs w:val="24"/>
+        </w:rPr>
+        <w:t xml:space="preserve">• </w:t>
+      </w:r>
+      <w:r>
+        <w:rPr>
+          <w:rFonts w:ascii="Arial" w:hAnsi="Arial" w:cs="Arial"/>
+          <w:b/>
+          <w:bCs/>
+          <w:sz w:val="24"/>
+          <w:szCs w:val="24"/>
+        </w:rPr>
+        <w:t>Publicar</w:t>
+      </w:r>
+      <w:r>
+        <w:rPr>
+          <w:rFonts w:ascii="Arial" w:hAnsi="Arial" w:cs="Arial"/>
+          <w:sz w:val="24"/>
+          <w:szCs w:val="24"/>
+        </w:rPr>
+        <w:t xml:space="preserve">: Guarda los cambios, actualiza el estatus de la petición y se publican los </w:t>
       </w:r>
       <w:r>
         <w:rPr>
@@ -8320,7 +8562,7 @@
           <w:szCs w:val="24"/>
         </w:rPr>
         <w:drawing>
-          <wp:inline distT="0" distB="0" distL="0" distR="0" wp14:anchorId="1C8804CF" wp14:editId="6F6C08E0">
+          <wp:inline distT="0" distB="0" distL="0" distR="0" wp14:anchorId="1C8804CF" wp14:editId="4A3DB202">
             <wp:extent cx="5612130" cy="2208530"/>
             <wp:effectExtent l="152400" t="152400" r="344170" b="344170"/>
             <wp:docPr id="2101952696" name="Picture 9"/>
@@ -8335,7 +8577,7 @@
                     <pic:cNvPicPr/>
                   </pic:nvPicPr>
                   <pic:blipFill>
-                    <a:blip r:embed="rId19" cstate="print">
+                    <a:blip r:embed="rId20" cstate="print">
                       <a:extLst>
                         <a:ext uri="{28A0092B-C50C-407E-A947-70E740481C1C}">
                           <a14:useLocalDpi xmlns:a14="http://schemas.microsoft.com/office/drawing/2010/main" val="0"/>
@@ -8388,6 +8630,17 @@
     </w:p>
     <w:p>
       <w:pPr>
+        <w:rPr>
+          <w:rFonts w:ascii="Arial" w:hAnsi="Arial" w:cs="Arial"/>
+          <w:sz w:val="24"/>
+          <w:szCs w:val="24"/>
+        </w:rPr>
+      </w:pPr>
+      <w:bookmarkStart w:id="20" w:name="_Toc123565165"/>
+      <w:bookmarkStart w:id="21" w:name="_Toc124341673"/>
+    </w:p>
+    <w:p>
+      <w:pPr>
         <w:pStyle w:val="Heading1"/>
         <w:spacing w:line="276" w:lineRule="auto"/>
         <w:jc w:val="center"/>
@@ -8397,21 +8650,671 @@
           <w:color w:val="auto"/>
         </w:rPr>
       </w:pPr>
-      <w:bookmarkStart w:id="20" w:name="_Toc123565165"/>
-      <w:bookmarkStart w:id="21" w:name="_Toc124341673"/>
-      <w:bookmarkStart w:id="22" w:name="_Toc200357313"/>
+      <w:bookmarkStart w:id="22" w:name="_Toc211942413"/>
+      <w:bookmarkStart w:id="23" w:name="_Toc213340177"/>
+      <w:bookmarkStart w:id="24" w:name="_Toc214356783"/>
       <w:r>
         <w:rPr>
           <w:rFonts w:cs="Arial"/>
           <w:b w:val="0"/>
           <w:color w:val="auto"/>
         </w:rPr>
-        <w:lastRenderedPageBreak/>
-        <w:t>5.- Consulta de estatus</w:t>
+        <w:t>5</w:t>
+      </w:r>
+      <w:r>
+        <w:rPr>
+          <w:rFonts w:cs="Arial"/>
+          <w:b w:val="0"/>
+          <w:color w:val="auto"/>
+        </w:rPr>
+        <w:t xml:space="preserve">.- </w:t>
+      </w:r>
+      <w:r>
+        <w:rPr>
+          <w:rFonts w:cs="Arial"/>
+          <w:b w:val="0"/>
+          <w:color w:val="auto"/>
+        </w:rPr>
+        <w:t>Para eliminar los datos registrados</w:t>
+      </w:r>
+      <w:bookmarkEnd w:id="22"/>
+      <w:r>
+        <w:rPr>
+          <w:rFonts w:cs="Arial"/>
+          <w:b w:val="0"/>
+          <w:color w:val="auto"/>
+        </w:rPr>
+        <w:t xml:space="preserve"> </w:t>
+      </w:r>
+      <w:r>
+        <w:rPr>
+          <w:rFonts w:cs="Arial"/>
+          <w:b w:val="0"/>
+          <w:color w:val="auto"/>
+        </w:rPr>
+        <w:t xml:space="preserve">de </w:t>
+      </w:r>
+      <w:r>
+        <w:rPr>
+          <w:rFonts w:cs="Arial"/>
+          <w:b w:val="0"/>
+          <w:color w:val="auto"/>
+        </w:rPr>
+        <w:t>Aportaciones</w:t>
+      </w:r>
+      <w:r>
+        <w:rPr>
+          <w:rFonts w:cs="Arial"/>
+          <w:b w:val="0"/>
+          <w:color w:val="auto"/>
+        </w:rPr>
+        <w:t xml:space="preserve"> Federales </w:t>
+      </w:r>
+      <w:r>
+        <w:rPr>
+          <w:rFonts w:cs="Arial"/>
+          <w:b w:val="0"/>
+          <w:color w:val="auto"/>
+        </w:rPr>
+        <w:t>–</w:t>
+      </w:r>
+      <w:r>
+        <w:rPr>
+          <w:rFonts w:cs="Arial"/>
+          <w:b w:val="0"/>
+          <w:color w:val="auto"/>
+        </w:rPr>
+        <w:t xml:space="preserve"> </w:t>
+      </w:r>
+      <w:bookmarkEnd w:id="23"/>
+      <w:r>
+        <w:rPr>
+          <w:rFonts w:cs="Arial"/>
+          <w:b w:val="0"/>
+          <w:color w:val="auto"/>
+        </w:rPr>
+        <w:t>Memorias de Cálculos</w:t>
+      </w:r>
+      <w:bookmarkEnd w:id="24"/>
+    </w:p>
+    <w:p>
+      <w:pPr>
+        <w:rPr>
+          <w:rFonts w:ascii="Arial" w:hAnsi="Arial" w:cs="Arial"/>
+          <w:sz w:val="24"/>
+          <w:szCs w:val="24"/>
+        </w:rPr>
+      </w:pPr>
+    </w:p>
+    <w:p>
+      <w:pPr>
+        <w:rPr>
+          <w:rFonts w:ascii="Arial" w:hAnsi="Arial" w:cs="Arial"/>
+          <w:sz w:val="24"/>
+          <w:szCs w:val="24"/>
+        </w:rPr>
+      </w:pPr>
+      <w:r>
+        <w:rPr>
+          <w:rFonts w:ascii="Arial" w:hAnsi="Arial" w:cs="Arial"/>
+          <w:sz w:val="24"/>
+          <w:szCs w:val="24"/>
+        </w:rPr>
+        <w:t>5</w:t>
+      </w:r>
+      <w:r>
+        <w:rPr>
+          <w:rFonts w:ascii="Arial" w:hAnsi="Arial" w:cs="Arial"/>
+          <w:sz w:val="24"/>
+          <w:szCs w:val="24"/>
+        </w:rPr>
+        <w:t xml:space="preserve">.1.- Para </w:t>
+      </w:r>
+      <w:r>
+        <w:rPr>
+          <w:rFonts w:ascii="Arial" w:hAnsi="Arial" w:cs="Arial"/>
+          <w:sz w:val="24"/>
+          <w:szCs w:val="24"/>
+        </w:rPr>
+        <w:t>eliminar</w:t>
+      </w:r>
+      <w:r>
+        <w:rPr>
+          <w:rFonts w:ascii="Arial" w:hAnsi="Arial" w:cs="Arial"/>
+          <w:sz w:val="24"/>
+          <w:szCs w:val="24"/>
+        </w:rPr>
+        <w:t xml:space="preserve"> los detalles de</w:t>
+      </w:r>
+      <w:r>
+        <w:rPr>
+          <w:rFonts w:ascii="Arial" w:hAnsi="Arial" w:cs="Arial"/>
+          <w:sz w:val="24"/>
+          <w:szCs w:val="24"/>
+        </w:rPr>
+        <w:t xml:space="preserve"> </w:t>
+      </w:r>
+      <w:r>
+        <w:rPr>
+          <w:rFonts w:ascii="Arial" w:hAnsi="Arial" w:cs="Arial"/>
+          <w:sz w:val="24"/>
+          <w:szCs w:val="24"/>
+        </w:rPr>
+        <w:t>l</w:t>
+      </w:r>
+      <w:r>
+        <w:rPr>
+          <w:rFonts w:ascii="Arial" w:hAnsi="Arial" w:cs="Arial"/>
+          <w:sz w:val="24"/>
+          <w:szCs w:val="24"/>
+        </w:rPr>
+        <w:t>a</w:t>
+      </w:r>
+      <w:r>
+        <w:rPr>
+          <w:rFonts w:ascii="Arial" w:hAnsi="Arial" w:cs="Arial"/>
+          <w:sz w:val="24"/>
+          <w:szCs w:val="24"/>
+        </w:rPr>
+        <w:t xml:space="preserve"> </w:t>
+      </w:r>
+      <w:r>
+        <w:rPr>
+          <w:rFonts w:ascii="Arial" w:hAnsi="Arial" w:cs="Arial"/>
+          <w:sz w:val="24"/>
+          <w:szCs w:val="24"/>
+        </w:rPr>
+        <w:t xml:space="preserve">información de Aportaciones Federales - Montos deberá seleccionar el icono de Eliminar   </w:t>
+      </w:r>
+      <w:r>
+        <w:rPr>
+          <w:rFonts w:ascii="Arial" w:hAnsi="Arial" w:cs="Arial"/>
+          <w:noProof/>
+          <w:sz w:val="24"/>
+          <w:szCs w:val="24"/>
+        </w:rPr>
+        <w:drawing>
+          <wp:inline distT="0" distB="0" distL="0" distR="0" wp14:anchorId="2CE1AFDE" wp14:editId="6924946A">
+            <wp:extent cx="180000" cy="212000"/>
+            <wp:effectExtent l="0" t="0" r="0" b="4445"/>
+            <wp:docPr id="39704351" name="Picture 2"/>
+            <wp:cNvGraphicFramePr>
+              <a:graphicFrameLocks xmlns:a="http://schemas.openxmlformats.org/drawingml/2006/main" noChangeAspect="1"/>
+            </wp:cNvGraphicFramePr>
+            <a:graphic xmlns:a="http://schemas.openxmlformats.org/drawingml/2006/main">
+              <a:graphicData uri="http://schemas.openxmlformats.org/drawingml/2006/picture">
+                <pic:pic xmlns:pic="http://schemas.openxmlformats.org/drawingml/2006/picture">
+                  <pic:nvPicPr>
+                    <pic:cNvPr id="39704351" name="Picture 39704351"/>
+                    <pic:cNvPicPr/>
+                  </pic:nvPicPr>
+                  <pic:blipFill>
+                    <a:blip r:embed="rId21" cstate="print">
+                      <a:extLst>
+                        <a:ext uri="{28A0092B-C50C-407E-A947-70E740481C1C}">
+                          <a14:useLocalDpi xmlns:a14="http://schemas.microsoft.com/office/drawing/2010/main" val="0"/>
+                        </a:ext>
+                      </a:extLst>
+                    </a:blip>
+                    <a:stretch>
+                      <a:fillRect/>
+                    </a:stretch>
+                  </pic:blipFill>
+                  <pic:spPr>
+                    <a:xfrm>
+                      <a:off x="0" y="0"/>
+                      <a:ext cx="180000" cy="212000"/>
+                    </a:xfrm>
+                    <a:prstGeom prst="rect">
+                      <a:avLst/>
+                    </a:prstGeom>
+                  </pic:spPr>
+                </pic:pic>
+              </a:graphicData>
+            </a:graphic>
+          </wp:inline>
+        </w:drawing>
+      </w:r>
+    </w:p>
+    <w:p>
+      <w:pPr>
+        <w:spacing w:line="276" w:lineRule="auto"/>
+        <w:rPr>
+          <w:rFonts w:ascii="Arial" w:hAnsi="Arial" w:cs="Arial"/>
+          <w:sz w:val="24"/>
+          <w:szCs w:val="24"/>
+        </w:rPr>
+      </w:pPr>
+    </w:p>
+    <w:p>
+      <w:pPr>
+        <w:spacing w:line="276" w:lineRule="auto"/>
+        <w:rPr>
+          <w:rFonts w:ascii="Arial" w:hAnsi="Arial" w:cs="Arial"/>
+          <w:sz w:val="24"/>
+          <w:szCs w:val="24"/>
+        </w:rPr>
+      </w:pPr>
+      <w:r>
+        <w:rPr>
+          <w:noProof/>
+          <w:lang w:val="es-MX" w:eastAsia="es-MX"/>
+        </w:rPr>
+        <mc:AlternateContent>
+          <mc:Choice Requires="wps">
+            <w:drawing>
+              <wp:anchor distT="0" distB="0" distL="114300" distR="114300" simplePos="0" relativeHeight="251881472" behindDoc="0" locked="0" layoutInCell="1" allowOverlap="1" wp14:anchorId="3B5E8C43" wp14:editId="5D4A8ADD">
+                <wp:simplePos x="0" y="0"/>
+                <wp:positionH relativeFrom="column">
+                  <wp:posOffset>264795</wp:posOffset>
+                </wp:positionH>
+                <wp:positionV relativeFrom="paragraph">
+                  <wp:posOffset>855579</wp:posOffset>
+                </wp:positionV>
+                <wp:extent cx="132368" cy="140220"/>
+                <wp:effectExtent l="12700" t="12700" r="7620" b="12700"/>
+                <wp:wrapNone/>
+                <wp:docPr id="244479765" name="Rectángulo 36"/>
+                <wp:cNvGraphicFramePr/>
+                <a:graphic xmlns:a="http://schemas.openxmlformats.org/drawingml/2006/main">
+                  <a:graphicData uri="http://schemas.microsoft.com/office/word/2010/wordprocessingShape">
+                    <wps:wsp>
+                      <wps:cNvSpPr/>
+                      <wps:spPr>
+                        <a:xfrm>
+                          <a:off x="0" y="0"/>
+                          <a:ext cx="132368" cy="140220"/>
+                        </a:xfrm>
+                        <a:prstGeom prst="rect">
+                          <a:avLst/>
+                        </a:prstGeom>
+                        <a:noFill/>
+                        <a:ln w="22225">
+                          <a:solidFill>
+                            <a:srgbClr val="FF0000"/>
+                          </a:solidFill>
+                        </a:ln>
+                      </wps:spPr>
+                      <wps:style>
+                        <a:lnRef idx="2">
+                          <a:schemeClr val="accent1">
+                            <a:shade val="50000"/>
+                          </a:schemeClr>
+                        </a:lnRef>
+                        <a:fillRef idx="1">
+                          <a:schemeClr val="accent1"/>
+                        </a:fillRef>
+                        <a:effectRef idx="0">
+                          <a:schemeClr val="accent1"/>
+                        </a:effectRef>
+                        <a:fontRef idx="minor">
+                          <a:schemeClr val="lt1"/>
+                        </a:fontRef>
+                      </wps:style>
+                      <wps:bodyPr rot="0" spcFirstLastPara="0" vertOverflow="overflow" horzOverflow="overflow" vert="horz" wrap="square" lIns="91440" tIns="45720" rIns="91440" bIns="45720" numCol="1" spcCol="0" rtlCol="0" fromWordArt="0" anchor="ctr" anchorCtr="0" forceAA="0" compatLnSpc="1">
+                        <a:prstTxWarp prst="textNoShape">
+                          <a:avLst/>
+                        </a:prstTxWarp>
+                        <a:noAutofit/>
+                      </wps:bodyPr>
+                    </wps:wsp>
+                  </a:graphicData>
+                </a:graphic>
+                <wp14:sizeRelH relativeFrom="margin">
+                  <wp14:pctWidth>0</wp14:pctWidth>
+                </wp14:sizeRelH>
+                <wp14:sizeRelV relativeFrom="margin">
+                  <wp14:pctHeight>0</wp14:pctHeight>
+                </wp14:sizeRelV>
+              </wp:anchor>
+            </w:drawing>
+          </mc:Choice>
+          <mc:Fallback>
+            <w:pict>
+              <v:rect w14:anchorId="22DEA2FE" id="Rectángulo 36" o:spid="_x0000_s1026" style="position:absolute;margin-left:20.85pt;margin-top:67.35pt;width:10.4pt;height:11.05pt;z-index:251881472;visibility:visible;mso-wrap-style:square;mso-width-percent:0;mso-height-percent:0;mso-wrap-distance-left:9pt;mso-wrap-distance-top:0;mso-wrap-distance-right:9pt;mso-wrap-distance-bottom:0;mso-position-horizontal:absolute;mso-position-horizontal-relative:text;mso-position-vertical:absolute;mso-position-vertical-relative:text;mso-width-percent:0;mso-height-percent:0;mso-width-relative:margin;mso-height-relative:margin;v-text-anchor:middle" o:gfxdata="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" filled="f" strokecolor="red" strokeweight="1.75pt"/>
+            </w:pict>
+          </mc:Fallback>
+        </mc:AlternateContent>
+      </w:r>
+      <w:r>
+        <w:rPr>
+          <w:rFonts w:ascii="Arial" w:hAnsi="Arial" w:cs="Arial"/>
+          <w:noProof/>
+          <w:lang w:val="es-MX" w:eastAsia="es-MX"/>
+        </w:rPr>
+        <w:drawing>
+          <wp:inline distT="0" distB="0" distL="0" distR="0" wp14:anchorId="630EE8C2" wp14:editId="42C993F3">
+            <wp:extent cx="5040000" cy="2457841"/>
+            <wp:effectExtent l="152400" t="152400" r="332105" b="349250"/>
+            <wp:docPr id="385899163" name="Picture 1"/>
+            <wp:cNvGraphicFramePr>
+              <a:graphicFrameLocks xmlns:a="http://schemas.openxmlformats.org/drawingml/2006/main" noChangeAspect="1"/>
+            </wp:cNvGraphicFramePr>
+            <a:graphic xmlns:a="http://schemas.openxmlformats.org/drawingml/2006/main">
+              <a:graphicData uri="http://schemas.openxmlformats.org/drawingml/2006/picture">
+                <pic:pic xmlns:pic="http://schemas.openxmlformats.org/drawingml/2006/picture">
+                  <pic:nvPicPr>
+                    <pic:cNvPr id="391202701" name="Picture 391202701"/>
+                    <pic:cNvPicPr/>
+                  </pic:nvPicPr>
+                  <pic:blipFill>
+                    <a:blip r:embed="rId11" cstate="print">
+                      <a:extLst>
+                        <a:ext uri="{28A0092B-C50C-407E-A947-70E740481C1C}">
+                          <a14:useLocalDpi xmlns:a14="http://schemas.microsoft.com/office/drawing/2010/main" val="0"/>
+                        </a:ext>
+                      </a:extLst>
+                    </a:blip>
+                    <a:stretch>
+                      <a:fillRect/>
+                    </a:stretch>
+                  </pic:blipFill>
+                  <pic:spPr>
+                    <a:xfrm>
+                      <a:off x="0" y="0"/>
+                      <a:ext cx="5040000" cy="2457841"/>
+                    </a:xfrm>
+                    <a:prstGeom prst="rect">
+                      <a:avLst/>
+                    </a:prstGeom>
+                    <a:effectLst>
+                      <a:outerShdw blurRad="292100" dist="139700" dir="2700000" algn="ctr" rotWithShape="0">
+                        <a:srgbClr val="000000">
+                          <a:alpha val="65000"/>
+                        </a:srgbClr>
+                      </a:outerShdw>
+                    </a:effectLst>
+                  </pic:spPr>
+                </pic:pic>
+              </a:graphicData>
+            </a:graphic>
+          </wp:inline>
+        </w:drawing>
+      </w:r>
+    </w:p>
+    <w:p>
+      <w:pPr>
+        <w:spacing w:line="276" w:lineRule="auto"/>
+        <w:rPr>
+          <w:rFonts w:ascii="Arial" w:hAnsi="Arial" w:cs="Arial"/>
+          <w:sz w:val="24"/>
+          <w:szCs w:val="24"/>
+        </w:rPr>
+      </w:pPr>
+    </w:p>
+    <w:p>
+      <w:pPr>
+        <w:rPr>
+          <w:rFonts w:ascii="Arial" w:hAnsi="Arial" w:cs="Arial"/>
+          <w:sz w:val="24"/>
+          <w:szCs w:val="24"/>
+        </w:rPr>
+      </w:pPr>
+      <w:r>
+        <w:rPr>
+          <w:rFonts w:ascii="Arial" w:hAnsi="Arial" w:cs="Arial"/>
+          <w:sz w:val="24"/>
+          <w:szCs w:val="24"/>
+        </w:rPr>
+        <w:br w:type="page"/>
+      </w:r>
+    </w:p>
+    <w:p>
+      <w:pPr>
+        <w:spacing w:line="276" w:lineRule="auto"/>
+        <w:rPr>
+          <w:rFonts w:ascii="Arial" w:hAnsi="Arial" w:cs="Arial"/>
+          <w:sz w:val="24"/>
+          <w:szCs w:val="24"/>
+        </w:rPr>
+      </w:pPr>
+    </w:p>
+    <w:p>
+      <w:pPr>
+        <w:spacing w:line="276" w:lineRule="auto"/>
+        <w:rPr>
+          <w:rFonts w:ascii="Arial" w:hAnsi="Arial" w:cs="Arial"/>
+          <w:sz w:val="24"/>
+          <w:szCs w:val="24"/>
+        </w:rPr>
+      </w:pPr>
+      <w:r>
+        <w:rPr>
+          <w:rFonts w:ascii="Arial" w:hAnsi="Arial" w:cs="Arial"/>
+          <w:sz w:val="24"/>
+          <w:szCs w:val="24"/>
+        </w:rPr>
+        <w:t>Y deberá confirmar el proceso de Eliminación de un registro de las Aportaciones Federales – Memorias de Cálculos.</w:t>
+      </w:r>
+    </w:p>
+    <w:p>
+      <w:pPr>
+        <w:spacing w:line="276" w:lineRule="auto"/>
+        <w:rPr>
+          <w:rFonts w:ascii="Arial" w:hAnsi="Arial" w:cs="Arial"/>
+          <w:sz w:val="24"/>
+          <w:szCs w:val="24"/>
+        </w:rPr>
+      </w:pPr>
+    </w:p>
+    <w:p>
+      <w:pPr>
+        <w:spacing w:line="276" w:lineRule="auto"/>
+        <w:jc w:val="center"/>
+        <w:rPr>
+          <w:rFonts w:ascii="Arial" w:hAnsi="Arial" w:cs="Arial"/>
+          <w:sz w:val="24"/>
+          <w:szCs w:val="24"/>
+        </w:rPr>
+      </w:pPr>
+      <w:r>
+        <w:rPr>
+          <w:noProof/>
+          <w:lang w:val="es-MX" w:eastAsia="es-MX"/>
+        </w:rPr>
+        <mc:AlternateContent>
+          <mc:Choice Requires="wps">
+            <w:drawing>
+              <wp:anchor distT="0" distB="0" distL="114300" distR="114300" simplePos="0" relativeHeight="251882496" behindDoc="0" locked="0" layoutInCell="1" allowOverlap="1" wp14:anchorId="4BA4AA07" wp14:editId="071BB187">
+                <wp:simplePos x="0" y="0"/>
+                <wp:positionH relativeFrom="margin">
+                  <wp:posOffset>1848031</wp:posOffset>
+                </wp:positionH>
+                <wp:positionV relativeFrom="paragraph">
+                  <wp:posOffset>2287270</wp:posOffset>
+                </wp:positionV>
+                <wp:extent cx="900000" cy="396000"/>
+                <wp:effectExtent l="12700" t="12700" r="27305" b="23495"/>
+                <wp:wrapNone/>
+                <wp:docPr id="1557520684" name="Rectángulo 34"/>
+                <wp:cNvGraphicFramePr/>
+                <a:graphic xmlns:a="http://schemas.openxmlformats.org/drawingml/2006/main">
+                  <a:graphicData uri="http://schemas.microsoft.com/office/word/2010/wordprocessingShape">
+                    <wps:wsp>
+                      <wps:cNvSpPr/>
+                      <wps:spPr>
+                        <a:xfrm>
+                          <a:off x="0" y="0"/>
+                          <a:ext cx="900000" cy="396000"/>
+                        </a:xfrm>
+                        <a:prstGeom prst="rect">
+                          <a:avLst/>
+                        </a:prstGeom>
+                        <a:noFill/>
+                        <a:ln w="38100">
+                          <a:solidFill>
+                            <a:srgbClr val="FF0000"/>
+                          </a:solidFill>
+                        </a:ln>
+                      </wps:spPr>
+                      <wps:style>
+                        <a:lnRef idx="2">
+                          <a:schemeClr val="accent1">
+                            <a:shade val="50000"/>
+                          </a:schemeClr>
+                        </a:lnRef>
+                        <a:fillRef idx="1">
+                          <a:schemeClr val="accent1"/>
+                        </a:fillRef>
+                        <a:effectRef idx="0">
+                          <a:schemeClr val="accent1"/>
+                        </a:effectRef>
+                        <a:fontRef idx="minor">
+                          <a:schemeClr val="lt1"/>
+                        </a:fontRef>
+                      </wps:style>
+                      <wps:bodyPr rot="0" spcFirstLastPara="0" vertOverflow="overflow" horzOverflow="overflow" vert="horz" wrap="square" lIns="91440" tIns="45720" rIns="91440" bIns="45720" numCol="1" spcCol="0" rtlCol="0" fromWordArt="0" anchor="ctr" anchorCtr="0" forceAA="0" compatLnSpc="1">
+                        <a:prstTxWarp prst="textNoShape">
+                          <a:avLst/>
+                        </a:prstTxWarp>
+                        <a:noAutofit/>
+                      </wps:bodyPr>
+                    </wps:wsp>
+                  </a:graphicData>
+                </a:graphic>
+                <wp14:sizeRelH relativeFrom="margin">
+                  <wp14:pctWidth>0</wp14:pctWidth>
+                </wp14:sizeRelH>
+                <wp14:sizeRelV relativeFrom="margin">
+                  <wp14:pctHeight>0</wp14:pctHeight>
+                </wp14:sizeRelV>
+              </wp:anchor>
+            </w:drawing>
+          </mc:Choice>
+          <mc:Fallback>
+            <w:pict>
+              <v:rect w14:anchorId="192E0D67" id="Rectángulo 34" o:spid="_x0000_s1026" style="position:absolute;margin-left:145.5pt;margin-top:180.1pt;width:70.85pt;height:31.2pt;z-index:251882496;visibility:visible;mso-wrap-style:square;mso-width-percent:0;mso-height-percent:0;mso-wrap-distance-left:9pt;mso-wrap-distance-top:0;mso-wrap-distance-right:9pt;mso-wrap-distance-bottom:0;mso-position-horizontal:absolute;mso-position-horizontal-relative:margin;mso-position-vertical:absolute;mso-position-vertical-relative:text;mso-width-percent:0;mso-height-percent:0;mso-width-relative:margin;mso-height-relative:margin;v-text-anchor:middle" o:gfxdata="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" filled="f" strokecolor="red" strokeweight="3pt">
+                <w10:wrap anchorx="margin"/>
+              </v:rect>
+            </w:pict>
+          </mc:Fallback>
+        </mc:AlternateContent>
+      </w:r>
+      <w:r>
+        <w:rPr>
+          <w:noProof/>
+          <w:lang w:val="es-MX" w:eastAsia="es-MX"/>
+        </w:rPr>
+        <w:drawing>
+          <wp:inline distT="0" distB="0" distL="0" distR="0" wp14:anchorId="4C76397F" wp14:editId="6E88927A">
+            <wp:extent cx="3822700" cy="2679700"/>
+            <wp:effectExtent l="152400" t="152400" r="330200" b="342900"/>
+            <wp:docPr id="521804190" name="Picture 1"/>
+            <wp:cNvGraphicFramePr>
+              <a:graphicFrameLocks xmlns:a="http://schemas.openxmlformats.org/drawingml/2006/main" noChangeAspect="1"/>
+            </wp:cNvGraphicFramePr>
+            <a:graphic xmlns:a="http://schemas.openxmlformats.org/drawingml/2006/main">
+              <a:graphicData uri="http://schemas.openxmlformats.org/drawingml/2006/picture">
+                <pic:pic xmlns:pic="http://schemas.openxmlformats.org/drawingml/2006/picture">
+                  <pic:nvPicPr>
+                    <pic:cNvPr id="521804190" name="Picture 521804190"/>
+                    <pic:cNvPicPr/>
+                  </pic:nvPicPr>
+                  <pic:blipFill>
+                    <a:blip r:embed="rId22">
+                      <a:extLst>
+                        <a:ext uri="{28A0092B-C50C-407E-A947-70E740481C1C}">
+                          <a14:useLocalDpi xmlns:a14="http://schemas.microsoft.com/office/drawing/2010/main" val="0"/>
+                        </a:ext>
+                      </a:extLst>
+                    </a:blip>
+                    <a:stretch>
+                      <a:fillRect/>
+                    </a:stretch>
+                  </pic:blipFill>
+                  <pic:spPr>
+                    <a:xfrm>
+                      <a:off x="0" y="0"/>
+                      <a:ext cx="3822700" cy="2679700"/>
+                    </a:xfrm>
+                    <a:prstGeom prst="rect">
+                      <a:avLst/>
+                    </a:prstGeom>
+                    <a:effectLst>
+                      <a:outerShdw blurRad="292100" dist="139700" dir="2700000" algn="ctr" rotWithShape="0">
+                        <a:srgbClr val="000000">
+                          <a:alpha val="65000"/>
+                        </a:srgbClr>
+                      </a:outerShdw>
+                    </a:effectLst>
+                  </pic:spPr>
+                </pic:pic>
+              </a:graphicData>
+            </a:graphic>
+          </wp:inline>
+        </w:drawing>
+      </w:r>
+    </w:p>
+    <w:p>
+      <w:pPr>
+        <w:spacing w:line="276" w:lineRule="auto"/>
+        <w:rPr>
+          <w:rFonts w:ascii="Arial" w:hAnsi="Arial" w:cs="Arial"/>
+          <w:sz w:val="24"/>
+          <w:szCs w:val="24"/>
+        </w:rPr>
+      </w:pPr>
+    </w:p>
+    <w:p>
+      <w:pPr>
+        <w:rPr>
+          <w:rFonts w:ascii="Arial" w:hAnsi="Arial" w:cs="Arial"/>
+          <w:sz w:val="24"/>
+          <w:szCs w:val="24"/>
+        </w:rPr>
+      </w:pPr>
+      <w:r>
+        <w:rPr>
+          <w:rFonts w:ascii="Arial" w:hAnsi="Arial" w:cs="Arial"/>
+          <w:sz w:val="24"/>
+          <w:szCs w:val="24"/>
+        </w:rPr>
+        <w:br w:type="page"/>
+      </w:r>
+    </w:p>
+    <w:p>
+      <w:pPr>
+        <w:pStyle w:val="Heading1"/>
+        <w:spacing w:line="276" w:lineRule="auto"/>
+        <w:jc w:val="center"/>
+        <w:rPr>
+          <w:rFonts w:cs="Arial"/>
+          <w:b w:val="0"/>
+          <w:color w:val="auto"/>
+        </w:rPr>
+      </w:pPr>
+    </w:p>
+    <w:p>
+      <w:pPr>
+        <w:pStyle w:val="Heading1"/>
+        <w:spacing w:line="276" w:lineRule="auto"/>
+        <w:jc w:val="center"/>
+        <w:rPr>
+          <w:rFonts w:cs="Arial"/>
+          <w:b w:val="0"/>
+          <w:color w:val="auto"/>
+        </w:rPr>
+      </w:pPr>
+      <w:bookmarkStart w:id="25" w:name="_Toc214356784"/>
+      <w:r>
+        <w:rPr>
+          <w:rFonts w:cs="Arial"/>
+          <w:b w:val="0"/>
+          <w:color w:val="auto"/>
+        </w:rPr>
+        <w:t>6</w:t>
+      </w:r>
+      <w:r>
+        <w:rPr>
+          <w:rFonts w:cs="Arial"/>
+          <w:b w:val="0"/>
+          <w:color w:val="auto"/>
+        </w:rPr>
+        <w:t>.- Consulta de estatus</w:t>
       </w:r>
       <w:bookmarkEnd w:id="20"/>
       <w:bookmarkEnd w:id="21"/>
-      <w:bookmarkEnd w:id="22"/>
+      <w:bookmarkEnd w:id="25"/>
     </w:p>
     <w:p/>
     <w:p>
@@ -8429,7 +9332,79 @@
           <w:sz w:val="24"/>
           <w:szCs w:val="24"/>
         </w:rPr>
-        <w:t>5.1.- El estatus actual del cálculo aparece en la columna final “</w:t>
+        <w:t>6</w:t>
+      </w:r>
+      <w:r>
+        <w:rPr>
+          <w:rFonts w:ascii="Arial" w:hAnsi="Arial" w:cs="Arial"/>
+          <w:sz w:val="24"/>
+          <w:szCs w:val="24"/>
+        </w:rPr>
+        <w:t>.1.- El estatus actual de</w:t>
+      </w:r>
+      <w:r>
+        <w:rPr>
+          <w:rFonts w:ascii="Arial" w:hAnsi="Arial" w:cs="Arial"/>
+          <w:sz w:val="24"/>
+          <w:szCs w:val="24"/>
+        </w:rPr>
+        <w:t xml:space="preserve"> </w:t>
+      </w:r>
+      <w:r>
+        <w:rPr>
+          <w:rFonts w:ascii="Arial" w:hAnsi="Arial" w:cs="Arial"/>
+          <w:sz w:val="24"/>
+          <w:szCs w:val="24"/>
+        </w:rPr>
+        <w:t>l</w:t>
+      </w:r>
+      <w:r>
+        <w:rPr>
+          <w:rFonts w:ascii="Arial" w:hAnsi="Arial" w:cs="Arial"/>
+          <w:sz w:val="24"/>
+          <w:szCs w:val="24"/>
+        </w:rPr>
+        <w:t>as</w:t>
+      </w:r>
+      <w:r>
+        <w:rPr>
+          <w:rFonts w:ascii="Arial" w:hAnsi="Arial" w:cs="Arial"/>
+          <w:sz w:val="24"/>
+          <w:szCs w:val="24"/>
+        </w:rPr>
+        <w:t xml:space="preserve"> </w:t>
+      </w:r>
+      <w:r>
+        <w:rPr>
+          <w:rFonts w:ascii="Arial" w:hAnsi="Arial" w:cs="Arial"/>
+          <w:sz w:val="24"/>
+          <w:szCs w:val="24"/>
+        </w:rPr>
+        <w:t>Memorias de C</w:t>
+      </w:r>
+      <w:r>
+        <w:rPr>
+          <w:rFonts w:ascii="Arial" w:hAnsi="Arial" w:cs="Arial"/>
+          <w:sz w:val="24"/>
+          <w:szCs w:val="24"/>
+        </w:rPr>
+        <w:t>álculo</w:t>
+      </w:r>
+      <w:r>
+        <w:rPr>
+          <w:rFonts w:ascii="Arial" w:hAnsi="Arial" w:cs="Arial"/>
+          <w:sz w:val="24"/>
+          <w:szCs w:val="24"/>
+        </w:rPr>
+        <w:t>s</w:t>
+      </w:r>
+      <w:r>
+        <w:rPr>
+          <w:rFonts w:ascii="Arial" w:hAnsi="Arial" w:cs="Arial"/>
+          <w:sz w:val="24"/>
+          <w:szCs w:val="24"/>
+        </w:rPr>
+        <w:t xml:space="preserve"> aparece en la columna final “</w:t>
       </w:r>
       <w:r>
         <w:rPr>
@@ -8503,7 +9478,7 @@
                     <pic:cNvPicPr/>
                   </pic:nvPicPr>
                   <pic:blipFill>
-                    <a:blip r:embed="rId20"/>
+                    <a:blip r:embed="rId23"/>
                     <a:stretch>
                       <a:fillRect/>
                     </a:stretch>
@@ -8628,7 +9603,7 @@
           <w:lang w:val="es-MX" w:eastAsia="es-MX"/>
         </w:rPr>
         <w:drawing>
-          <wp:inline distT="0" distB="0" distL="0" distR="0" wp14:anchorId="0D5408C5" wp14:editId="3773C57C">
+          <wp:inline distT="0" distB="0" distL="0" distR="0" wp14:anchorId="0D5408C5" wp14:editId="36D2746F">
             <wp:extent cx="5400000" cy="2527088"/>
             <wp:effectExtent l="152400" t="152400" r="340995" b="343535"/>
             <wp:docPr id="182859001" name="Picture 2"/>
@@ -8643,7 +9618,7 @@
                     <pic:cNvPicPr/>
                   </pic:nvPicPr>
                   <pic:blipFill>
-                    <a:blip r:embed="rId21" cstate="print">
+                    <a:blip r:embed="rId24" cstate="print">
                       <a:extLst>
                         <a:ext uri="{28A0092B-C50C-407E-A947-70E740481C1C}">
                           <a14:useLocalDpi xmlns:a14="http://schemas.microsoft.com/office/drawing/2010/main" val="0"/>
@@ -8688,8 +9663,8 @@
       </w:pPr>
     </w:p>
     <w:sectPr>
-      <w:headerReference w:type="default" r:id="rId22"/>
-      <w:footerReference w:type="default" r:id="rId23"/>
+      <w:headerReference w:type="default" r:id="rId25"/>
+      <w:footerReference w:type="default" r:id="rId26"/>
       <w:pgSz w:w="12240" w:h="15840" w:code="1"/>
       <w:pgMar w:top="1417" w:right="1701" w:bottom="1417" w:left="1701" w:header="708" w:footer="708" w:gutter="0"/>
       <w:cols w:space="708"/>
@@ -9192,7 +10167,7 @@
         <v:path o:extrusionok="f" gradientshapeok="t" o:connecttype="rect"/>
         <o:lock v:ext="edit" aspectratio="t"/>
       </v:shapetype>
-      <v:shape id="_x0000_i1057" type="#_x0000_t75" style="width:202.35pt;height:66.1pt;visibility:visible;mso-wrap-style:square" o:bullet="t">
+      <v:shape id="_x0000_i1052" type="#_x0000_t75" style="width:202.55pt;height:66.25pt;visibility:visible;mso-wrap-style:square" o:bullet="t">
         <v:imagedata r:id="rId1" o:title=""/>
       </v:shape>
     </w:pict>
